--- a/peerj_analysis/tables/Table 3.docx
+++ b/peerj_analysis/tables/Table 3.docx
@@ -2117,7 +2117,7 @@
           <w:i/>
           <w:sz w:val="18"/>
         </w:rPr>
-        <w:t>Strata are terciles of a frozen logistic scoring rule for predicted baseline success. The rule was fitted on independent seeds and applied unchanged here, so stratum membership depends only on pre-treatment design quantities and never on the controller outcome. The 12 controller x stratum tests form the primary family for Holm adjustment. Exact p-values are reported to three decimal places; the minimum attainable p-value with 20,000 permutations is 0.00005.</w:t>
+        <w:t>Strata are terciles of a frozen logistic scoring rule for predicted baseline success. The rule was fitted on independent seeds and applied unchanged here, so stratum membership depends only on pre-treatment design quantities and never on the controller outcome. The 12 controller × stratum tests form the primary family for Holm adjustment. Exact p-values are reported to three decimal places; the minimum attainable p-value with 20,000 permutations is 0.00005.</w:t>
       </w:r>
     </w:p>
     <w:sectPr>

--- a/peerj_analysis/tables/Table 3.docx
+++ b/peerj_analysis/tables/Table 3.docx
@@ -3,12 +3,16 @@
 <w:document xmlns:wpc="http://schemas.microsoft.com/office/word/2010/wordprocessingCanvas" xmlns:mo="http://schemas.microsoft.com/office/mac/office/2008/main" xmlns:mc="http://schemas.openxmlformats.org/markup-compatibility/2006" xmlns:mv="urn:schemas-microsoft-com:mac:vml" xmlns:o="urn:schemas-microsoft-com:office:office" xmlns:r="http://schemas.openxmlformats.org/officeDocument/2006/relationships" xmlns:m="http://schemas.openxmlformats.org/officeDocument/2006/math" xmlns:v="urn:schemas-microsoft-com:vml" xmlns:wp14="http://schemas.microsoft.com/office/word/2010/wordprocessingDrawing" xmlns:wp="http://schemas.openxmlformats.org/drawingml/2006/wordprocessingDrawing" xmlns:w10="urn:schemas-microsoft-com:office:word" xmlns:w="http://schemas.openxmlformats.org/wordprocessingml/2006/main" xmlns:w14="http://schemas.microsoft.com/office/word/2010/wordml" xmlns:wpg="http://schemas.microsoft.com/office/word/2010/wordprocessingGroup" xmlns:wpi="http://schemas.microsoft.com/office/word/2010/wordprocessingInk" xmlns:wne="http://schemas.microsoft.com/office/word/2006/wordml" xmlns:wps="http://schemas.microsoft.com/office/word/2010/wordprocessingShape" mc:Ignorable="w14 wp14">
   <w:body>
     <w:p>
+      <w:pPr>
+        <w:keepNext/>
+        <w:spacing w:line="240" w:lineRule="auto"/>
+      </w:pPr>
       <w:r>
         <w:rPr>
           <w:b/>
           <w:sz w:val="22"/>
         </w:rPr>
-        <w:t>Table 3. Success change by predicted-baseline-success stratum.</w:t>
+        <w:t>Table 3. Success change by retrospective baseline-score band.</w:t>
       </w:r>
     </w:p>
     <w:tbl>
@@ -16,24 +20,37 @@
         <w:tblStyle w:val="TableGrid"/>
         <w:tblW w:type="auto" w:w="0"/>
         <w:jc w:val="center"/>
+        <w:tblLayout w:type="fixed"/>
         <w:tblLook w:firstColumn="1" w:firstRow="1" w:lastColumn="0" w:lastRow="0" w:noHBand="0" w:noVBand="1" w:val="04A0"/>
+        <w:tblBorders>
+          <w:top w:val="single" w:sz="4" w:color="D9D9D9"/>
+          <w:left w:val="single" w:sz="4" w:color="D9D9D9"/>
+          <w:bottom w:val="single" w:sz="4" w:color="D9D9D9"/>
+          <w:right w:val="single" w:sz="4" w:color="D9D9D9"/>
+          <w:insideH w:val="single" w:sz="4" w:color="D9D9D9"/>
+          <w:insideV w:val="single" w:sz="4" w:color="D9D9D9"/>
+        </w:tblBorders>
       </w:tblPr>
       <w:tblGrid>
-        <w:gridCol w:w="1170"/>
-        <w:gridCol w:w="1170"/>
-        <w:gridCol w:w="1170"/>
-        <w:gridCol w:w="1170"/>
-        <w:gridCol w:w="1170"/>
-        <w:gridCol w:w="1170"/>
-        <w:gridCol w:w="1170"/>
-        <w:gridCol w:w="1170"/>
+        <w:gridCol w:w="1755"/>
+        <w:gridCol w:w="1365"/>
+        <w:gridCol w:w="585"/>
+        <w:gridCol w:w="845"/>
+        <w:gridCol w:w="2145"/>
+        <w:gridCol w:w="845"/>
+        <w:gridCol w:w="1040"/>
+        <w:gridCol w:w="780"/>
       </w:tblGrid>
       <w:tr>
         <w:tc>
           <w:tcPr>
-            <w:tcW w:type="dxa" w:w="2016"/>
+            <w:tcW w:type="dxa" w:w="1755"/>
+            <w:shd w:fill="EAF1F8"/>
           </w:tcPr>
           <w:p>
+            <w:pPr>
+              <w:spacing w:after="40" w:before="40" w:line="240" w:lineRule="auto"/>
+            </w:pPr>
             <w:r/>
             <w:r>
               <w:rPr>
@@ -47,9 +64,13 @@
         </w:tc>
         <w:tc>
           <w:tcPr>
-            <w:tcW w:type="dxa" w:w="1656"/>
+            <w:tcW w:type="dxa" w:w="1365"/>
+            <w:shd w:fill="EAF1F8"/>
           </w:tcPr>
           <w:p>
+            <w:pPr>
+              <w:spacing w:after="40" w:before="40" w:line="240" w:lineRule="auto"/>
+            </w:pPr>
             <w:r/>
             <w:r>
               <w:rPr>
@@ -63,9 +84,13 @@
         </w:tc>
         <w:tc>
           <w:tcPr>
-            <w:tcW w:type="dxa" w:w="720"/>
+            <w:tcW w:type="dxa" w:w="585"/>
+            <w:shd w:fill="EAF1F8"/>
           </w:tcPr>
           <w:p>
+            <w:pPr>
+              <w:spacing w:after="40" w:before="40" w:line="240" w:lineRule="auto"/>
+            </w:pPr>
             <w:r/>
             <w:r>
               <w:rPr>
@@ -79,9 +104,13 @@
         </w:tc>
         <w:tc>
           <w:tcPr>
-            <w:tcW w:type="dxa" w:w="1008"/>
+            <w:tcW w:type="dxa" w:w="845"/>
+            <w:shd w:fill="EAF1F8"/>
           </w:tcPr>
           <w:p>
+            <w:pPr>
+              <w:spacing w:after="40" w:before="40" w:line="240" w:lineRule="auto"/>
+            </w:pPr>
             <w:r/>
             <w:r>
               <w:rPr>
@@ -95,9 +124,13 @@
         </w:tc>
         <w:tc>
           <w:tcPr>
-            <w:tcW w:type="dxa" w:w="2160"/>
+            <w:tcW w:type="dxa" w:w="2145"/>
+            <w:shd w:fill="EAF1F8"/>
           </w:tcPr>
           <w:p>
+            <w:pPr>
+              <w:spacing w:after="40" w:before="40" w:line="240" w:lineRule="auto"/>
+            </w:pPr>
             <w:r/>
             <w:r>
               <w:rPr>
@@ -111,9 +144,13 @@
         </w:tc>
         <w:tc>
           <w:tcPr>
-            <w:tcW w:type="dxa" w:w="720"/>
+            <w:tcW w:type="dxa" w:w="845"/>
+            <w:shd w:fill="EAF1F8"/>
           </w:tcPr>
           <w:p>
+            <w:pPr>
+              <w:spacing w:after="40" w:before="40" w:line="240" w:lineRule="auto"/>
+            </w:pPr>
             <w:r/>
             <w:r>
               <w:rPr>
@@ -127,9 +164,13 @@
         </w:tc>
         <w:tc>
           <w:tcPr>
-            <w:tcW w:type="dxa" w:w="1080"/>
+            <w:tcW w:type="dxa" w:w="1040"/>
+            <w:shd w:fill="EAF1F8"/>
           </w:tcPr>
           <w:p>
+            <w:pPr>
+              <w:spacing w:after="40" w:before="40" w:line="240" w:lineRule="auto"/>
+            </w:pPr>
             <w:r/>
             <w:r>
               <w:rPr>
@@ -143,9 +184,13 @@
         </w:tc>
         <w:tc>
           <w:tcPr>
-            <w:tcW w:type="dxa" w:w="1008"/>
+            <w:tcW w:type="dxa" w:w="780"/>
+            <w:shd w:fill="EAF1F8"/>
           </w:tcPr>
           <w:p>
+            <w:pPr>
+              <w:spacing w:after="40" w:before="40" w:line="240" w:lineRule="auto"/>
+            </w:pPr>
             <w:r/>
             <w:r>
               <w:rPr>
@@ -153,7 +198,7 @@
                 <w:b/>
                 <w:sz w:val="16"/>
               </w:rPr>
-              <w:t>MDE (80% power)</w:t>
+              <w:t>Approx. MDE (80%)</w:t>
             </w:r>
           </w:p>
         </w:tc>
@@ -161,9 +206,12 @@
       <w:tr>
         <w:tc>
           <w:tcPr>
-            <w:tcW w:type="dxa" w:w="2016"/>
+            <w:tcW w:type="dxa" w:w="1755"/>
           </w:tcPr>
           <w:p>
+            <w:pPr>
+              <w:spacing w:after="40" w:before="40" w:line="240" w:lineRule="auto"/>
+            </w:pPr>
             <w:r/>
             <w:r>
               <w:rPr>
@@ -176,9 +224,12 @@
         </w:tc>
         <w:tc>
           <w:tcPr>
-            <w:tcW w:type="dxa" w:w="1656"/>
+            <w:tcW w:type="dxa" w:w="1365"/>
           </w:tcPr>
           <w:p>
+            <w:pPr>
+              <w:spacing w:after="40" w:before="40" w:line="240" w:lineRule="auto"/>
+            </w:pPr>
             <w:r/>
             <w:r>
               <w:rPr>
@@ -191,9 +242,12 @@
         </w:tc>
         <w:tc>
           <w:tcPr>
-            <w:tcW w:type="dxa" w:w="720"/>
+            <w:tcW w:type="dxa" w:w="585"/>
           </w:tcPr>
           <w:p>
+            <w:pPr>
+              <w:spacing w:after="40" w:before="40" w:line="240" w:lineRule="auto"/>
+            </w:pPr>
             <w:r/>
             <w:r>
               <w:rPr>
@@ -206,9 +260,12 @@
         </w:tc>
         <w:tc>
           <w:tcPr>
-            <w:tcW w:type="dxa" w:w="1008"/>
+            <w:tcW w:type="dxa" w:w="845"/>
           </w:tcPr>
           <w:p>
+            <w:pPr>
+              <w:spacing w:after="40" w:before="40" w:line="240" w:lineRule="auto"/>
+            </w:pPr>
             <w:r/>
             <w:r>
               <w:rPr>
@@ -221,39 +278,48 @@
         </w:tc>
         <w:tc>
           <w:tcPr>
-            <w:tcW w:type="dxa" w:w="2160"/>
+            <w:tcW w:type="dxa" w:w="2145"/>
           </w:tcPr>
           <w:p>
+            <w:pPr>
+              <w:spacing w:after="40" w:before="40" w:line="240" w:lineRule="auto"/>
+            </w:pPr>
             <w:r/>
             <w:r>
               <w:rPr>
                 <w:rFonts w:ascii="Times New Roman" w:hAnsi="Times New Roman"/>
                 <w:sz w:val="16"/>
               </w:rPr>
-              <w:t>-0.018 (-0.041 to 0.005)</w:t>
+              <w:t>-0.018 (-0.051 to 0.013)</w:t>
             </w:r>
           </w:p>
         </w:tc>
         <w:tc>
           <w:tcPr>
-            <w:tcW w:type="dxa" w:w="720"/>
+            <w:tcW w:type="dxa" w:w="845"/>
           </w:tcPr>
           <w:p>
+            <w:pPr>
+              <w:spacing w:after="40" w:before="40" w:line="240" w:lineRule="auto"/>
+            </w:pPr>
             <w:r/>
             <w:r>
               <w:rPr>
                 <w:rFonts w:ascii="Times New Roman" w:hAnsi="Times New Roman"/>
                 <w:sz w:val="16"/>
               </w:rPr>
-              <w:t>0.121</w:t>
+              <w:t>0.272</w:t>
             </w:r>
           </w:p>
         </w:tc>
         <w:tc>
           <w:tcPr>
-            <w:tcW w:type="dxa" w:w="1080"/>
+            <w:tcW w:type="dxa" w:w="1040"/>
           </w:tcPr>
           <w:p>
+            <w:pPr>
+              <w:spacing w:after="40" w:before="40" w:line="240" w:lineRule="auto"/>
+            </w:pPr>
             <w:r/>
             <w:r>
               <w:rPr>
@@ -266,131 +332,12 @@
         </w:tc>
         <w:tc>
           <w:tcPr>
-            <w:tcW w:type="dxa" w:w="1008"/>
+            <w:tcW w:type="dxa" w:w="780"/>
           </w:tcPr>
           <w:p>
-            <w:r/>
-            <w:r>
-              <w:rPr>
-                <w:rFonts w:ascii="Times New Roman" w:hAnsi="Times New Roman"/>
-                <w:sz w:val="16"/>
-              </w:rPr>
-              <w:t>0.033</w:t>
-            </w:r>
-          </w:p>
-        </w:tc>
-      </w:tr>
-      <w:tr>
-        <w:tc>
-          <w:tcPr>
-            <w:tcW w:type="dxa" w:w="2016"/>
-          </w:tcPr>
-          <w:p>
-            <w:r/>
-            <w:r>
-              <w:rPr>
-                <w:rFonts w:ascii="Times New Roman" w:hAnsi="Times New Roman"/>
-                <w:sz w:val="16"/>
-              </w:rPr>
-              <w:t>Thermal-floor predictive</w:t>
-            </w:r>
-          </w:p>
-        </w:tc>
-        <w:tc>
-          <w:tcPr>
-            <w:tcW w:type="dxa" w:w="1656"/>
-          </w:tcPr>
-          <w:p>
-            <w:r/>
-            <w:r>
-              <w:rPr>
-                <w:rFonts w:ascii="Times New Roman" w:hAnsi="Times New Roman"/>
-                <w:sz w:val="16"/>
-              </w:rPr>
-              <w:t>All</w:t>
-            </w:r>
-          </w:p>
-        </w:tc>
-        <w:tc>
-          <w:tcPr>
-            <w:tcW w:type="dxa" w:w="720"/>
-          </w:tcPr>
-          <w:p>
-            <w:r/>
-            <w:r>
-              <w:rPr>
-                <w:rFonts w:ascii="Times New Roman" w:hAnsi="Times New Roman"/>
-                <w:sz w:val="16"/>
-              </w:rPr>
-              <w:t>4608</w:t>
-            </w:r>
-          </w:p>
-        </w:tc>
-        <w:tc>
-          <w:tcPr>
-            <w:tcW w:type="dxa" w:w="1008"/>
-          </w:tcPr>
-          <w:p>
-            <w:r/>
-            <w:r>
-              <w:rPr>
-                <w:rFonts w:ascii="Times New Roman" w:hAnsi="Times New Roman"/>
-                <w:sz w:val="16"/>
-              </w:rPr>
-              <w:t>0.560</w:t>
-            </w:r>
-          </w:p>
-        </w:tc>
-        <w:tc>
-          <w:tcPr>
-            <w:tcW w:type="dxa" w:w="2160"/>
-          </w:tcPr>
-          <w:p>
-            <w:r/>
-            <w:r>
-              <w:rPr>
-                <w:rFonts w:ascii="Times New Roman" w:hAnsi="Times New Roman"/>
-                <w:sz w:val="16"/>
-              </w:rPr>
-              <w:t>-0.049 (-0.081 to -0.016)</w:t>
-            </w:r>
-          </w:p>
-        </w:tc>
-        <w:tc>
-          <w:tcPr>
-            <w:tcW w:type="dxa" w:w="720"/>
-          </w:tcPr>
-          <w:p>
-            <w:r/>
-            <w:r>
-              <w:rPr>
-                <w:rFonts w:ascii="Times New Roman" w:hAnsi="Times New Roman"/>
-                <w:sz w:val="16"/>
-              </w:rPr>
-              <w:t>0.004</w:t>
-            </w:r>
-          </w:p>
-        </w:tc>
-        <w:tc>
-          <w:tcPr>
-            <w:tcW w:type="dxa" w:w="1080"/>
-          </w:tcPr>
-          <w:p>
-            <w:r/>
-            <w:r>
-              <w:rPr>
-                <w:rFonts w:ascii="Times New Roman" w:hAnsi="Times New Roman"/>
-                <w:sz w:val="16"/>
-              </w:rPr>
-              <w:t>n/a</w:t>
-            </w:r>
-          </w:p>
-        </w:tc>
-        <w:tc>
-          <w:tcPr>
-            <w:tcW w:type="dxa" w:w="1008"/>
-          </w:tcPr>
-          <w:p>
+            <w:pPr>
+              <w:spacing w:after="40" w:before="40" w:line="240" w:lineRule="auto"/>
+            </w:pPr>
             <w:r/>
             <w:r>
               <w:rPr>
@@ -405,9 +352,158 @@
       <w:tr>
         <w:tc>
           <w:tcPr>
-            <w:tcW w:type="dxa" w:w="2016"/>
+            <w:tcW w:type="dxa" w:w="1755"/>
           </w:tcPr>
           <w:p>
+            <w:pPr>
+              <w:spacing w:after="40" w:before="40" w:line="240" w:lineRule="auto"/>
+            </w:pPr>
+            <w:r/>
+            <w:r>
+              <w:rPr>
+                <w:rFonts w:ascii="Times New Roman" w:hAnsi="Times New Roman"/>
+                <w:sz w:val="16"/>
+              </w:rPr>
+              <w:t>Thermal-floor predictive</w:t>
+            </w:r>
+          </w:p>
+        </w:tc>
+        <w:tc>
+          <w:tcPr>
+            <w:tcW w:type="dxa" w:w="1365"/>
+          </w:tcPr>
+          <w:p>
+            <w:pPr>
+              <w:spacing w:after="40" w:before="40" w:line="240" w:lineRule="auto"/>
+            </w:pPr>
+            <w:r/>
+            <w:r>
+              <w:rPr>
+                <w:rFonts w:ascii="Times New Roman" w:hAnsi="Times New Roman"/>
+                <w:sz w:val="16"/>
+              </w:rPr>
+              <w:t>All</w:t>
+            </w:r>
+          </w:p>
+        </w:tc>
+        <w:tc>
+          <w:tcPr>
+            <w:tcW w:type="dxa" w:w="585"/>
+          </w:tcPr>
+          <w:p>
+            <w:pPr>
+              <w:spacing w:after="40" w:before="40" w:line="240" w:lineRule="auto"/>
+            </w:pPr>
+            <w:r/>
+            <w:r>
+              <w:rPr>
+                <w:rFonts w:ascii="Times New Roman" w:hAnsi="Times New Roman"/>
+                <w:sz w:val="16"/>
+              </w:rPr>
+              <w:t>4608</w:t>
+            </w:r>
+          </w:p>
+        </w:tc>
+        <w:tc>
+          <w:tcPr>
+            <w:tcW w:type="dxa" w:w="845"/>
+          </w:tcPr>
+          <w:p>
+            <w:pPr>
+              <w:spacing w:after="40" w:before="40" w:line="240" w:lineRule="auto"/>
+            </w:pPr>
+            <w:r/>
+            <w:r>
+              <w:rPr>
+                <w:rFonts w:ascii="Times New Roman" w:hAnsi="Times New Roman"/>
+                <w:sz w:val="16"/>
+              </w:rPr>
+              <w:t>0.560</w:t>
+            </w:r>
+          </w:p>
+        </w:tc>
+        <w:tc>
+          <w:tcPr>
+            <w:tcW w:type="dxa" w:w="2145"/>
+          </w:tcPr>
+          <w:p>
+            <w:pPr>
+              <w:spacing w:after="40" w:before="40" w:line="240" w:lineRule="auto"/>
+            </w:pPr>
+            <w:r/>
+            <w:r>
+              <w:rPr>
+                <w:rFonts w:ascii="Times New Roman" w:hAnsi="Times New Roman"/>
+                <w:sz w:val="16"/>
+              </w:rPr>
+              <w:t>-0.049 (-0.097 to 0.001)</w:t>
+            </w:r>
+          </w:p>
+        </w:tc>
+        <w:tc>
+          <w:tcPr>
+            <w:tcW w:type="dxa" w:w="845"/>
+          </w:tcPr>
+          <w:p>
+            <w:pPr>
+              <w:spacing w:after="40" w:before="40" w:line="240" w:lineRule="auto"/>
+            </w:pPr>
+            <w:r/>
+            <w:r>
+              <w:rPr>
+                <w:rFonts w:ascii="Times New Roman" w:hAnsi="Times New Roman"/>
+                <w:sz w:val="16"/>
+              </w:rPr>
+              <w:t>0.061</w:t>
+            </w:r>
+          </w:p>
+        </w:tc>
+        <w:tc>
+          <w:tcPr>
+            <w:tcW w:type="dxa" w:w="1040"/>
+          </w:tcPr>
+          <w:p>
+            <w:pPr>
+              <w:spacing w:after="40" w:before="40" w:line="240" w:lineRule="auto"/>
+            </w:pPr>
+            <w:r/>
+            <w:r>
+              <w:rPr>
+                <w:rFonts w:ascii="Times New Roman" w:hAnsi="Times New Roman"/>
+                <w:sz w:val="16"/>
+              </w:rPr>
+              <w:t>n/a</w:t>
+            </w:r>
+          </w:p>
+        </w:tc>
+        <w:tc>
+          <w:tcPr>
+            <w:tcW w:type="dxa" w:w="780"/>
+          </w:tcPr>
+          <w:p>
+            <w:pPr>
+              <w:spacing w:after="40" w:before="40" w:line="240" w:lineRule="auto"/>
+            </w:pPr>
+            <w:r/>
+            <w:r>
+              <w:rPr>
+                <w:rFonts w:ascii="Times New Roman" w:hAnsi="Times New Roman"/>
+                <w:sz w:val="16"/>
+              </w:rPr>
+              <w:t>0.070</w:t>
+            </w:r>
+          </w:p>
+        </w:tc>
+      </w:tr>
+      <w:tr>
+        <w:tc>
+          <w:tcPr>
+            <w:tcW w:type="dxa" w:w="1755"/>
+          </w:tcPr>
+          <w:p>
+            <w:pPr>
+              <w:spacing w:after="40" w:before="40" w:line="240" w:lineRule="auto"/>
+            </w:pPr>
             <w:r/>
             <w:r>
               <w:rPr>
@@ -420,9 +516,12 @@
         </w:tc>
         <w:tc>
           <w:tcPr>
-            <w:tcW w:type="dxa" w:w="1656"/>
+            <w:tcW w:type="dxa" w:w="1365"/>
           </w:tcPr>
           <w:p>
+            <w:pPr>
+              <w:spacing w:after="40" w:before="40" w:line="240" w:lineRule="auto"/>
+            </w:pPr>
             <w:r/>
             <w:r>
               <w:rPr>
@@ -435,9 +534,12 @@
         </w:tc>
         <w:tc>
           <w:tcPr>
-            <w:tcW w:type="dxa" w:w="720"/>
+            <w:tcW w:type="dxa" w:w="585"/>
           </w:tcPr>
           <w:p>
+            <w:pPr>
+              <w:spacing w:after="40" w:before="40" w:line="240" w:lineRule="auto"/>
+            </w:pPr>
             <w:r/>
             <w:r>
               <w:rPr>
@@ -450,9 +552,12 @@
         </w:tc>
         <w:tc>
           <w:tcPr>
-            <w:tcW w:type="dxa" w:w="1008"/>
+            <w:tcW w:type="dxa" w:w="845"/>
           </w:tcPr>
           <w:p>
+            <w:pPr>
+              <w:spacing w:after="40" w:before="40" w:line="240" w:lineRule="auto"/>
+            </w:pPr>
             <w:r/>
             <w:r>
               <w:rPr>
@@ -465,39 +570,48 @@
         </w:tc>
         <w:tc>
           <w:tcPr>
-            <w:tcW w:type="dxa" w:w="2160"/>
+            <w:tcW w:type="dxa" w:w="2145"/>
           </w:tcPr>
           <w:p>
+            <w:pPr>
+              <w:spacing w:after="40" w:before="40" w:line="240" w:lineRule="auto"/>
+            </w:pPr>
             <w:r/>
             <w:r>
               <w:rPr>
                 <w:rFonts w:ascii="Times New Roman" w:hAnsi="Times New Roman"/>
                 <w:sz w:val="16"/>
               </w:rPr>
-              <w:t>-0.007 (-0.037 to 0.024)</w:t>
+              <w:t>-0.007 (-0.046 to 0.033)</w:t>
             </w:r>
           </w:p>
         </w:tc>
         <w:tc>
           <w:tcPr>
-            <w:tcW w:type="dxa" w:w="720"/>
+            <w:tcW w:type="dxa" w:w="845"/>
           </w:tcPr>
           <w:p>
+            <w:pPr>
+              <w:spacing w:after="40" w:before="40" w:line="240" w:lineRule="auto"/>
+            </w:pPr>
             <w:r/>
             <w:r>
               <w:rPr>
                 <w:rFonts w:ascii="Times New Roman" w:hAnsi="Times New Roman"/>
                 <w:sz w:val="16"/>
               </w:rPr>
-              <w:t>0.659</w:t>
+              <w:t>0.737</w:t>
             </w:r>
           </w:p>
         </w:tc>
         <w:tc>
           <w:tcPr>
-            <w:tcW w:type="dxa" w:w="1080"/>
+            <w:tcW w:type="dxa" w:w="1040"/>
           </w:tcPr>
           <w:p>
+            <w:pPr>
+              <w:spacing w:after="40" w:before="40" w:line="240" w:lineRule="auto"/>
+            </w:pPr>
             <w:r/>
             <w:r>
               <w:rPr>
@@ -510,16 +624,19 @@
         </w:tc>
         <w:tc>
           <w:tcPr>
-            <w:tcW w:type="dxa" w:w="1008"/>
+            <w:tcW w:type="dxa" w:w="780"/>
           </w:tcPr>
           <w:p>
+            <w:pPr>
+              <w:spacing w:after="40" w:before="40" w:line="240" w:lineRule="auto"/>
+            </w:pPr>
             <w:r/>
             <w:r>
               <w:rPr>
                 <w:rFonts w:ascii="Times New Roman" w:hAnsi="Times New Roman"/>
                 <w:sz w:val="16"/>
               </w:rPr>
-              <w:t>0.044</w:t>
+              <w:t>0.056</w:t>
             </w:r>
           </w:p>
         </w:tc>
@@ -527,9 +644,12 @@
       <w:tr>
         <w:tc>
           <w:tcPr>
-            <w:tcW w:type="dxa" w:w="2016"/>
+            <w:tcW w:type="dxa" w:w="1755"/>
           </w:tcPr>
           <w:p>
+            <w:pPr>
+              <w:spacing w:after="40" w:before="40" w:line="240" w:lineRule="auto"/>
+            </w:pPr>
             <w:r/>
             <w:r>
               <w:rPr>
@@ -542,9 +662,12 @@
         </w:tc>
         <w:tc>
           <w:tcPr>
-            <w:tcW w:type="dxa" w:w="1656"/>
+            <w:tcW w:type="dxa" w:w="1365"/>
           </w:tcPr>
           <w:p>
+            <w:pPr>
+              <w:spacing w:after="40" w:before="40" w:line="240" w:lineRule="auto"/>
+            </w:pPr>
             <w:r/>
             <w:r>
               <w:rPr>
@@ -557,9 +680,12 @@
         </w:tc>
         <w:tc>
           <w:tcPr>
-            <w:tcW w:type="dxa" w:w="720"/>
+            <w:tcW w:type="dxa" w:w="585"/>
           </w:tcPr>
           <w:p>
+            <w:pPr>
+              <w:spacing w:after="40" w:before="40" w:line="240" w:lineRule="auto"/>
+            </w:pPr>
             <w:r/>
             <w:r>
               <w:rPr>
@@ -572,9 +698,12 @@
         </w:tc>
         <w:tc>
           <w:tcPr>
-            <w:tcW w:type="dxa" w:w="1008"/>
+            <w:tcW w:type="dxa" w:w="845"/>
           </w:tcPr>
           <w:p>
+            <w:pPr>
+              <w:spacing w:after="40" w:before="40" w:line="240" w:lineRule="auto"/>
+            </w:pPr>
             <w:r/>
             <w:r>
               <w:rPr>
@@ -587,24 +716,30 @@
         </w:tc>
         <w:tc>
           <w:tcPr>
-            <w:tcW w:type="dxa" w:w="2160"/>
+            <w:tcW w:type="dxa" w:w="2145"/>
           </w:tcPr>
           <w:p>
+            <w:pPr>
+              <w:spacing w:after="40" w:before="40" w:line="240" w:lineRule="auto"/>
+            </w:pPr>
             <w:r/>
             <w:r>
               <w:rPr>
                 <w:rFonts w:ascii="Times New Roman" w:hAnsi="Times New Roman"/>
                 <w:sz w:val="16"/>
               </w:rPr>
-              <w:t>-0.432 (-0.472 to -0.391)</w:t>
+              <w:t>-0.432 (-0.497 to -0.365)</w:t>
             </w:r>
           </w:p>
         </w:tc>
         <w:tc>
           <w:tcPr>
-            <w:tcW w:type="dxa" w:w="720"/>
+            <w:tcW w:type="dxa" w:w="845"/>
           </w:tcPr>
           <w:p>
+            <w:pPr>
+              <w:spacing w:after="40" w:before="40" w:line="240" w:lineRule="auto"/>
+            </w:pPr>
             <w:r/>
             <w:r>
               <w:rPr>
@@ -617,9 +752,12 @@
         </w:tc>
         <w:tc>
           <w:tcPr>
-            <w:tcW w:type="dxa" w:w="1080"/>
+            <w:tcW w:type="dxa" w:w="1040"/>
           </w:tcPr>
           <w:p>
+            <w:pPr>
+              <w:spacing w:after="40" w:before="40" w:line="240" w:lineRule="auto"/>
+            </w:pPr>
             <w:r/>
             <w:r>
               <w:rPr>
@@ -632,16 +770,19 @@
         </w:tc>
         <w:tc>
           <w:tcPr>
-            <w:tcW w:type="dxa" w:w="1008"/>
+            <w:tcW w:type="dxa" w:w="780"/>
           </w:tcPr>
           <w:p>
+            <w:pPr>
+              <w:spacing w:after="40" w:before="40" w:line="240" w:lineRule="auto"/>
+            </w:pPr>
             <w:r/>
             <w:r>
               <w:rPr>
                 <w:rFonts w:ascii="Times New Roman" w:hAnsi="Times New Roman"/>
                 <w:sz w:val="16"/>
               </w:rPr>
-              <w:t>0.058</w:t>
+              <w:t>0.093</w:t>
             </w:r>
           </w:p>
         </w:tc>
@@ -649,9 +790,12 @@
       <w:tr>
         <w:tc>
           <w:tcPr>
-            <w:tcW w:type="dxa" w:w="2016"/>
+            <w:tcW w:type="dxa" w:w="1755"/>
           </w:tcPr>
           <w:p>
+            <w:pPr>
+              <w:spacing w:after="40" w:before="40" w:line="240" w:lineRule="auto"/>
+            </w:pPr>
             <w:r/>
             <w:r>
               <w:rPr>
@@ -664,24 +808,30 @@
         </w:tc>
         <w:tc>
           <w:tcPr>
-            <w:tcW w:type="dxa" w:w="1656"/>
+            <w:tcW w:type="dxa" w:w="1365"/>
           </w:tcPr>
           <w:p>
+            <w:pPr>
+              <w:spacing w:after="40" w:before="40" w:line="240" w:lineRule="auto"/>
+            </w:pPr>
             <w:r/>
             <w:r>
               <w:rPr>
                 <w:rFonts w:ascii="Times New Roman" w:hAnsi="Times New Roman"/>
                 <w:sz w:val="16"/>
               </w:rPr>
-              <w:t>Predicted-low</w:t>
+              <w:t>Low score</w:t>
             </w:r>
           </w:p>
         </w:tc>
         <w:tc>
           <w:tcPr>
-            <w:tcW w:type="dxa" w:w="720"/>
+            <w:tcW w:type="dxa" w:w="585"/>
           </w:tcPr>
           <w:p>
+            <w:pPr>
+              <w:spacing w:after="40" w:before="40" w:line="240" w:lineRule="auto"/>
+            </w:pPr>
             <w:r/>
             <w:r>
               <w:rPr>
@@ -694,9 +844,12 @@
         </w:tc>
         <w:tc>
           <w:tcPr>
-            <w:tcW w:type="dxa" w:w="1008"/>
+            <w:tcW w:type="dxa" w:w="845"/>
           </w:tcPr>
           <w:p>
+            <w:pPr>
+              <w:spacing w:after="40" w:before="40" w:line="240" w:lineRule="auto"/>
+            </w:pPr>
             <w:r/>
             <w:r>
               <w:rPr>
@@ -709,61 +862,73 @@
         </w:tc>
         <w:tc>
           <w:tcPr>
-            <w:tcW w:type="dxa" w:w="2160"/>
+            <w:tcW w:type="dxa" w:w="2145"/>
           </w:tcPr>
           <w:p>
+            <w:pPr>
+              <w:spacing w:after="40" w:before="40" w:line="240" w:lineRule="auto"/>
+            </w:pPr>
             <w:r/>
             <w:r>
               <w:rPr>
                 <w:rFonts w:ascii="Times New Roman" w:hAnsi="Times New Roman"/>
                 <w:sz w:val="16"/>
               </w:rPr>
-              <w:t>+0.031 (-0.012 to 0.075)</w:t>
+              <w:t>+0.031 (-0.025 to 0.087)</w:t>
             </w:r>
           </w:p>
         </w:tc>
         <w:tc>
           <w:tcPr>
-            <w:tcW w:type="dxa" w:w="720"/>
+            <w:tcW w:type="dxa" w:w="845"/>
           </w:tcPr>
           <w:p>
+            <w:pPr>
+              <w:spacing w:after="40" w:before="40" w:line="240" w:lineRule="auto"/>
+            </w:pPr>
             <w:r/>
             <w:r>
               <w:rPr>
                 <w:rFonts w:ascii="Times New Roman" w:hAnsi="Times New Roman"/>
                 <w:sz w:val="16"/>
               </w:rPr>
-              <w:t>0.181</w:t>
+              <w:t>0.302</w:t>
             </w:r>
           </w:p>
         </w:tc>
         <w:tc>
           <w:tcPr>
-            <w:tcW w:type="dxa" w:w="1080"/>
+            <w:tcW w:type="dxa" w:w="1040"/>
           </w:tcPr>
           <w:p>
+            <w:pPr>
+              <w:spacing w:after="40" w:before="40" w:line="240" w:lineRule="auto"/>
+            </w:pPr>
             <w:r/>
             <w:r>
               <w:rPr>
                 <w:rFonts w:ascii="Times New Roman" w:hAnsi="Times New Roman"/>
                 <w:sz w:val="16"/>
               </w:rPr>
-              <w:t>0.629</w:t>
+              <w:t>1.000</w:t>
             </w:r>
           </w:p>
         </w:tc>
         <w:tc>
           <w:tcPr>
-            <w:tcW w:type="dxa" w:w="1008"/>
+            <w:tcW w:type="dxa" w:w="780"/>
           </w:tcPr>
           <w:p>
+            <w:pPr>
+              <w:spacing w:after="40" w:before="40" w:line="240" w:lineRule="auto"/>
+            </w:pPr>
             <w:r/>
             <w:r>
               <w:rPr>
                 <w:rFonts w:ascii="Times New Roman" w:hAnsi="Times New Roman"/>
                 <w:sz w:val="16"/>
               </w:rPr>
-              <w:t>0.062</w:t>
+              <w:t>0.080</w:t>
             </w:r>
           </w:p>
         </w:tc>
@@ -771,9 +936,12 @@
       <w:tr>
         <w:tc>
           <w:tcPr>
-            <w:tcW w:type="dxa" w:w="2016"/>
+            <w:tcW w:type="dxa" w:w="1755"/>
           </w:tcPr>
           <w:p>
+            <w:pPr>
+              <w:spacing w:after="40" w:before="40" w:line="240" w:lineRule="auto"/>
+            </w:pPr>
             <w:r/>
             <w:r>
               <w:rPr>
@@ -786,24 +954,30 @@
         </w:tc>
         <w:tc>
           <w:tcPr>
-            <w:tcW w:type="dxa" w:w="1656"/>
+            <w:tcW w:type="dxa" w:w="1365"/>
           </w:tcPr>
           <w:p>
+            <w:pPr>
+              <w:spacing w:after="40" w:before="40" w:line="240" w:lineRule="auto"/>
+            </w:pPr>
             <w:r/>
             <w:r>
               <w:rPr>
                 <w:rFonts w:ascii="Times New Roman" w:hAnsi="Times New Roman"/>
                 <w:sz w:val="16"/>
               </w:rPr>
-              <w:t>Predicted-low</w:t>
+              <w:t>Low score</w:t>
             </w:r>
           </w:p>
         </w:tc>
         <w:tc>
           <w:tcPr>
-            <w:tcW w:type="dxa" w:w="720"/>
+            <w:tcW w:type="dxa" w:w="585"/>
           </w:tcPr>
           <w:p>
+            <w:pPr>
+              <w:spacing w:after="40" w:before="40" w:line="240" w:lineRule="auto"/>
+            </w:pPr>
             <w:r/>
             <w:r>
               <w:rPr>
@@ -816,9 +990,12 @@
         </w:tc>
         <w:tc>
           <w:tcPr>
-            <w:tcW w:type="dxa" w:w="1008"/>
+            <w:tcW w:type="dxa" w:w="845"/>
           </w:tcPr>
           <w:p>
+            <w:pPr>
+              <w:spacing w:after="40" w:before="40" w:line="240" w:lineRule="auto"/>
+            </w:pPr>
             <w:r/>
             <w:r>
               <w:rPr>
@@ -831,61 +1008,73 @@
         </w:tc>
         <w:tc>
           <w:tcPr>
-            <w:tcW w:type="dxa" w:w="2160"/>
+            <w:tcW w:type="dxa" w:w="2145"/>
           </w:tcPr>
           <w:p>
+            <w:pPr>
+              <w:spacing w:after="40" w:before="40" w:line="240" w:lineRule="auto"/>
+            </w:pPr>
             <w:r/>
             <w:r>
               <w:rPr>
                 <w:rFonts w:ascii="Times New Roman" w:hAnsi="Times New Roman"/>
                 <w:sz w:val="16"/>
               </w:rPr>
-              <w:t>+0.056 (-0.011 to 0.122)</w:t>
+              <w:t>+0.056 (-0.040 to 0.149)</w:t>
             </w:r>
           </w:p>
         </w:tc>
         <w:tc>
           <w:tcPr>
-            <w:tcW w:type="dxa" w:w="720"/>
+            <w:tcW w:type="dxa" w:w="845"/>
           </w:tcPr>
           <w:p>
+            <w:pPr>
+              <w:spacing w:after="40" w:before="40" w:line="240" w:lineRule="auto"/>
+            </w:pPr>
             <w:r/>
             <w:r>
               <w:rPr>
                 <w:rFonts w:ascii="Times New Roman" w:hAnsi="Times New Roman"/>
                 <w:sz w:val="16"/>
               </w:rPr>
-              <w:t>0.126</w:t>
+              <w:t>0.297</w:t>
             </w:r>
           </w:p>
         </w:tc>
         <w:tc>
           <w:tcPr>
-            <w:tcW w:type="dxa" w:w="1080"/>
+            <w:tcW w:type="dxa" w:w="1040"/>
           </w:tcPr>
           <w:p>
+            <w:pPr>
+              <w:spacing w:after="40" w:before="40" w:line="240" w:lineRule="auto"/>
+            </w:pPr>
             <w:r/>
             <w:r>
               <w:rPr>
                 <w:rFonts w:ascii="Times New Roman" w:hAnsi="Times New Roman"/>
                 <w:sz w:val="16"/>
               </w:rPr>
-              <w:t>0.629</w:t>
+              <w:t>1.000</w:t>
             </w:r>
           </w:p>
         </w:tc>
         <w:tc>
           <w:tcPr>
-            <w:tcW w:type="dxa" w:w="1008"/>
+            <w:tcW w:type="dxa" w:w="780"/>
           </w:tcPr>
           <w:p>
+            <w:pPr>
+              <w:spacing w:after="40" w:before="40" w:line="240" w:lineRule="auto"/>
+            </w:pPr>
             <w:r/>
             <w:r>
               <w:rPr>
                 <w:rFonts w:ascii="Times New Roman" w:hAnsi="Times New Roman"/>
                 <w:sz w:val="16"/>
               </w:rPr>
-              <w:t>0.095</w:t>
+              <w:t>0.135</w:t>
             </w:r>
           </w:p>
         </w:tc>
@@ -893,9 +1082,12 @@
       <w:tr>
         <w:tc>
           <w:tcPr>
-            <w:tcW w:type="dxa" w:w="2016"/>
+            <w:tcW w:type="dxa" w:w="1755"/>
           </w:tcPr>
           <w:p>
+            <w:pPr>
+              <w:spacing w:after="40" w:before="40" w:line="240" w:lineRule="auto"/>
+            </w:pPr>
             <w:r/>
             <w:r>
               <w:rPr>
@@ -908,24 +1100,30 @@
         </w:tc>
         <w:tc>
           <w:tcPr>
-            <w:tcW w:type="dxa" w:w="1656"/>
+            <w:tcW w:type="dxa" w:w="1365"/>
           </w:tcPr>
           <w:p>
+            <w:pPr>
+              <w:spacing w:after="40" w:before="40" w:line="240" w:lineRule="auto"/>
+            </w:pPr>
             <w:r/>
             <w:r>
               <w:rPr>
                 <w:rFonts w:ascii="Times New Roman" w:hAnsi="Times New Roman"/>
                 <w:sz w:val="16"/>
               </w:rPr>
-              <w:t>Predicted-low</w:t>
+              <w:t>Low score</w:t>
             </w:r>
           </w:p>
         </w:tc>
         <w:tc>
           <w:tcPr>
-            <w:tcW w:type="dxa" w:w="720"/>
+            <w:tcW w:type="dxa" w:w="585"/>
           </w:tcPr>
           <w:p>
+            <w:pPr>
+              <w:spacing w:after="40" w:before="40" w:line="240" w:lineRule="auto"/>
+            </w:pPr>
             <w:r/>
             <w:r>
               <w:rPr>
@@ -938,9 +1136,12 @@
         </w:tc>
         <w:tc>
           <w:tcPr>
-            <w:tcW w:type="dxa" w:w="1008"/>
+            <w:tcW w:type="dxa" w:w="845"/>
           </w:tcPr>
           <w:p>
+            <w:pPr>
+              <w:spacing w:after="40" w:before="40" w:line="240" w:lineRule="auto"/>
+            </w:pPr>
             <w:r/>
             <w:r>
               <w:rPr>
@@ -953,61 +1154,73 @@
         </w:tc>
         <w:tc>
           <w:tcPr>
-            <w:tcW w:type="dxa" w:w="2160"/>
+            <w:tcW w:type="dxa" w:w="2145"/>
           </w:tcPr>
           <w:p>
+            <w:pPr>
+              <w:spacing w:after="40" w:before="40" w:line="240" w:lineRule="auto"/>
+            </w:pPr>
             <w:r/>
             <w:r>
               <w:rPr>
                 <w:rFonts w:ascii="Times New Roman" w:hAnsi="Times New Roman"/>
                 <w:sz w:val="16"/>
               </w:rPr>
-              <w:t>+0.050 (-0.012 to 0.112)</w:t>
+              <w:t>+0.050 (-0.024 to 0.122)</w:t>
             </w:r>
           </w:p>
         </w:tc>
         <w:tc>
           <w:tcPr>
-            <w:tcW w:type="dxa" w:w="720"/>
+            <w:tcW w:type="dxa" w:w="845"/>
           </w:tcPr>
           <w:p>
+            <w:pPr>
+              <w:spacing w:after="40" w:before="40" w:line="240" w:lineRule="auto"/>
+            </w:pPr>
             <w:r/>
             <w:r>
               <w:rPr>
                 <w:rFonts w:ascii="Times New Roman" w:hAnsi="Times New Roman"/>
                 <w:sz w:val="16"/>
               </w:rPr>
-              <w:t>0.132</w:t>
+              <w:t>0.215</w:t>
             </w:r>
           </w:p>
         </w:tc>
         <w:tc>
           <w:tcPr>
-            <w:tcW w:type="dxa" w:w="1080"/>
+            <w:tcW w:type="dxa" w:w="1040"/>
           </w:tcPr>
           <w:p>
+            <w:pPr>
+              <w:spacing w:after="40" w:before="40" w:line="240" w:lineRule="auto"/>
+            </w:pPr>
             <w:r/>
             <w:r>
               <w:rPr>
                 <w:rFonts w:ascii="Times New Roman" w:hAnsi="Times New Roman"/>
                 <w:sz w:val="16"/>
               </w:rPr>
-              <w:t>0.629</w:t>
+              <w:t>1.000</w:t>
             </w:r>
           </w:p>
         </w:tc>
         <w:tc>
           <w:tcPr>
-            <w:tcW w:type="dxa" w:w="1008"/>
+            <w:tcW w:type="dxa" w:w="780"/>
           </w:tcPr>
           <w:p>
+            <w:pPr>
+              <w:spacing w:after="40" w:before="40" w:line="240" w:lineRule="auto"/>
+            </w:pPr>
             <w:r/>
             <w:r>
               <w:rPr>
                 <w:rFonts w:ascii="Times New Roman" w:hAnsi="Times New Roman"/>
                 <w:sz w:val="16"/>
               </w:rPr>
-              <w:t>0.089</w:t>
+              <w:t>0.103</w:t>
             </w:r>
           </w:p>
         </w:tc>
@@ -1015,9 +1228,12 @@
       <w:tr>
         <w:tc>
           <w:tcPr>
-            <w:tcW w:type="dxa" w:w="2016"/>
+            <w:tcW w:type="dxa" w:w="1755"/>
           </w:tcPr>
           <w:p>
+            <w:pPr>
+              <w:spacing w:after="40" w:before="40" w:line="240" w:lineRule="auto"/>
+            </w:pPr>
             <w:r/>
             <w:r>
               <w:rPr>
@@ -1030,24 +1246,30 @@
         </w:tc>
         <w:tc>
           <w:tcPr>
-            <w:tcW w:type="dxa" w:w="1656"/>
+            <w:tcW w:type="dxa" w:w="1365"/>
           </w:tcPr>
           <w:p>
+            <w:pPr>
+              <w:spacing w:after="40" w:before="40" w:line="240" w:lineRule="auto"/>
+            </w:pPr>
             <w:r/>
             <w:r>
               <w:rPr>
                 <w:rFonts w:ascii="Times New Roman" w:hAnsi="Times New Roman"/>
                 <w:sz w:val="16"/>
               </w:rPr>
-              <w:t>Predicted-low</w:t>
+              <w:t>Low score</w:t>
             </w:r>
           </w:p>
         </w:tc>
         <w:tc>
           <w:tcPr>
-            <w:tcW w:type="dxa" w:w="720"/>
+            <w:tcW w:type="dxa" w:w="585"/>
           </w:tcPr>
           <w:p>
+            <w:pPr>
+              <w:spacing w:after="40" w:before="40" w:line="240" w:lineRule="auto"/>
+            </w:pPr>
             <w:r/>
             <w:r>
               <w:rPr>
@@ -1060,9 +1282,12 @@
         </w:tc>
         <w:tc>
           <w:tcPr>
-            <w:tcW w:type="dxa" w:w="1008"/>
+            <w:tcW w:type="dxa" w:w="845"/>
           </w:tcPr>
           <w:p>
+            <w:pPr>
+              <w:spacing w:after="40" w:before="40" w:line="240" w:lineRule="auto"/>
+            </w:pPr>
             <w:r/>
             <w:r>
               <w:rPr>
@@ -1075,24 +1300,30 @@
         </w:tc>
         <w:tc>
           <w:tcPr>
-            <w:tcW w:type="dxa" w:w="2160"/>
+            <w:tcW w:type="dxa" w:w="2145"/>
           </w:tcPr>
           <w:p>
+            <w:pPr>
+              <w:spacing w:after="40" w:before="40" w:line="240" w:lineRule="auto"/>
+            </w:pPr>
             <w:r/>
             <w:r>
               <w:rPr>
                 <w:rFonts w:ascii="Times New Roman" w:hAnsi="Times New Roman"/>
                 <w:sz w:val="16"/>
               </w:rPr>
-              <w:t>-0.210 (-0.283 to -0.140)</w:t>
+              <w:t>-0.210 (-0.319 to -0.111)</w:t>
             </w:r>
           </w:p>
         </w:tc>
         <w:tc>
           <w:tcPr>
-            <w:tcW w:type="dxa" w:w="720"/>
+            <w:tcW w:type="dxa" w:w="845"/>
           </w:tcPr>
           <w:p>
+            <w:pPr>
+              <w:spacing w:after="40" w:before="40" w:line="240" w:lineRule="auto"/>
+            </w:pPr>
             <w:r/>
             <w:r>
               <w:rPr>
@@ -1105,9 +1336,578 @@
         </w:tc>
         <w:tc>
           <w:tcPr>
-            <w:tcW w:type="dxa" w:w="1080"/>
+            <w:tcW w:type="dxa" w:w="1040"/>
           </w:tcPr>
           <w:p>
+            <w:pPr>
+              <w:spacing w:after="40" w:before="40" w:line="240" w:lineRule="auto"/>
+            </w:pPr>
+            <w:r/>
+            <w:r>
+              <w:rPr>
+                <w:rFonts w:ascii="Times New Roman" w:hAnsi="Times New Roman"/>
+                <w:sz w:val="16"/>
+              </w:rPr>
+              <w:t>0.002</w:t>
+            </w:r>
+          </w:p>
+        </w:tc>
+        <w:tc>
+          <w:tcPr>
+            <w:tcW w:type="dxa" w:w="780"/>
+          </w:tcPr>
+          <w:p>
+            <w:pPr>
+              <w:spacing w:after="40" w:before="40" w:line="240" w:lineRule="auto"/>
+            </w:pPr>
+            <w:r/>
+            <w:r>
+              <w:rPr>
+                <w:rFonts w:ascii="Times New Roman" w:hAnsi="Times New Roman"/>
+                <w:sz w:val="16"/>
+              </w:rPr>
+              <w:t>0.148</w:t>
+            </w:r>
+          </w:p>
+        </w:tc>
+      </w:tr>
+      <w:tr>
+        <w:tc>
+          <w:tcPr>
+            <w:tcW w:type="dxa" w:w="1755"/>
+          </w:tcPr>
+          <w:p>
+            <w:pPr>
+              <w:spacing w:after="40" w:before="40" w:line="240" w:lineRule="auto"/>
+            </w:pPr>
+            <w:r/>
+            <w:r>
+              <w:rPr>
+                <w:rFonts w:ascii="Times New Roman" w:hAnsi="Times New Roman"/>
+                <w:sz w:val="16"/>
+              </w:rPr>
+              <w:t>Smoothed predictive</w:t>
+            </w:r>
+          </w:p>
+        </w:tc>
+        <w:tc>
+          <w:tcPr>
+            <w:tcW w:type="dxa" w:w="1365"/>
+          </w:tcPr>
+          <w:p>
+            <w:pPr>
+              <w:spacing w:after="40" w:before="40" w:line="240" w:lineRule="auto"/>
+            </w:pPr>
+            <w:r/>
+            <w:r>
+              <w:rPr>
+                <w:rFonts w:ascii="Times New Roman" w:hAnsi="Times New Roman"/>
+                <w:sz w:val="16"/>
+              </w:rPr>
+              <w:t>Intermediate score</w:t>
+            </w:r>
+          </w:p>
+        </w:tc>
+        <w:tc>
+          <w:tcPr>
+            <w:tcW w:type="dxa" w:w="585"/>
+          </w:tcPr>
+          <w:p>
+            <w:pPr>
+              <w:spacing w:after="40" w:before="40" w:line="240" w:lineRule="auto"/>
+            </w:pPr>
+            <w:r/>
+            <w:r>
+              <w:rPr>
+                <w:rFonts w:ascii="Times New Roman" w:hAnsi="Times New Roman"/>
+                <w:sz w:val="16"/>
+              </w:rPr>
+              <w:t>1674</w:t>
+            </w:r>
+          </w:p>
+        </w:tc>
+        <w:tc>
+          <w:tcPr>
+            <w:tcW w:type="dxa" w:w="845"/>
+          </w:tcPr>
+          <w:p>
+            <w:pPr>
+              <w:spacing w:after="40" w:before="40" w:line="240" w:lineRule="auto"/>
+            </w:pPr>
+            <w:r/>
+            <w:r>
+              <w:rPr>
+                <w:rFonts w:ascii="Times New Roman" w:hAnsi="Times New Roman"/>
+                <w:sz w:val="16"/>
+              </w:rPr>
+              <w:t>0.477</w:t>
+            </w:r>
+          </w:p>
+        </w:tc>
+        <w:tc>
+          <w:tcPr>
+            <w:tcW w:type="dxa" w:w="2145"/>
+          </w:tcPr>
+          <w:p>
+            <w:pPr>
+              <w:spacing w:after="40" w:before="40" w:line="240" w:lineRule="auto"/>
+            </w:pPr>
+            <w:r/>
+            <w:r>
+              <w:rPr>
+                <w:rFonts w:ascii="Times New Roman" w:hAnsi="Times New Roman"/>
+                <w:sz w:val="16"/>
+              </w:rPr>
+              <w:t>-0.004 (-0.054 to 0.047)</w:t>
+            </w:r>
+          </w:p>
+        </w:tc>
+        <w:tc>
+          <w:tcPr>
+            <w:tcW w:type="dxa" w:w="845"/>
+          </w:tcPr>
+          <w:p>
+            <w:pPr>
+              <w:spacing w:after="40" w:before="40" w:line="240" w:lineRule="auto"/>
+            </w:pPr>
+            <w:r/>
+            <w:r>
+              <w:rPr>
+                <w:rFonts w:ascii="Times New Roman" w:hAnsi="Times New Roman"/>
+                <w:sz w:val="16"/>
+              </w:rPr>
+              <w:t>0.913</w:t>
+            </w:r>
+          </w:p>
+        </w:tc>
+        <w:tc>
+          <w:tcPr>
+            <w:tcW w:type="dxa" w:w="1040"/>
+          </w:tcPr>
+          <w:p>
+            <w:pPr>
+              <w:spacing w:after="40" w:before="40" w:line="240" w:lineRule="auto"/>
+            </w:pPr>
+            <w:r/>
+            <w:r>
+              <w:rPr>
+                <w:rFonts w:ascii="Times New Roman" w:hAnsi="Times New Roman"/>
+                <w:sz w:val="16"/>
+              </w:rPr>
+              <w:t>1.000</w:t>
+            </w:r>
+          </w:p>
+        </w:tc>
+        <w:tc>
+          <w:tcPr>
+            <w:tcW w:type="dxa" w:w="780"/>
+          </w:tcPr>
+          <w:p>
+            <w:pPr>
+              <w:spacing w:after="40" w:before="40" w:line="240" w:lineRule="auto"/>
+            </w:pPr>
+            <w:r/>
+            <w:r>
+              <w:rPr>
+                <w:rFonts w:ascii="Times New Roman" w:hAnsi="Times New Roman"/>
+                <w:sz w:val="16"/>
+              </w:rPr>
+              <w:t>0.072</w:t>
+            </w:r>
+          </w:p>
+        </w:tc>
+      </w:tr>
+      <w:tr>
+        <w:tc>
+          <w:tcPr>
+            <w:tcW w:type="dxa" w:w="1755"/>
+          </w:tcPr>
+          <w:p>
+            <w:pPr>
+              <w:spacing w:after="40" w:before="40" w:line="240" w:lineRule="auto"/>
+            </w:pPr>
+            <w:r/>
+            <w:r>
+              <w:rPr>
+                <w:rFonts w:ascii="Times New Roman" w:hAnsi="Times New Roman"/>
+                <w:sz w:val="16"/>
+              </w:rPr>
+              <w:t>Thermal-floor predictive</w:t>
+            </w:r>
+          </w:p>
+        </w:tc>
+        <w:tc>
+          <w:tcPr>
+            <w:tcW w:type="dxa" w:w="1365"/>
+          </w:tcPr>
+          <w:p>
+            <w:pPr>
+              <w:spacing w:after="40" w:before="40" w:line="240" w:lineRule="auto"/>
+            </w:pPr>
+            <w:r/>
+            <w:r>
+              <w:rPr>
+                <w:rFonts w:ascii="Times New Roman" w:hAnsi="Times New Roman"/>
+                <w:sz w:val="16"/>
+              </w:rPr>
+              <w:t>Intermediate score</w:t>
+            </w:r>
+          </w:p>
+        </w:tc>
+        <w:tc>
+          <w:tcPr>
+            <w:tcW w:type="dxa" w:w="585"/>
+          </w:tcPr>
+          <w:p>
+            <w:pPr>
+              <w:spacing w:after="40" w:before="40" w:line="240" w:lineRule="auto"/>
+            </w:pPr>
+            <w:r/>
+            <w:r>
+              <w:rPr>
+                <w:rFonts w:ascii="Times New Roman" w:hAnsi="Times New Roman"/>
+                <w:sz w:val="16"/>
+              </w:rPr>
+              <w:t>1674</w:t>
+            </w:r>
+          </w:p>
+        </w:tc>
+        <w:tc>
+          <w:tcPr>
+            <w:tcW w:type="dxa" w:w="845"/>
+          </w:tcPr>
+          <w:p>
+            <w:pPr>
+              <w:spacing w:after="40" w:before="40" w:line="240" w:lineRule="auto"/>
+            </w:pPr>
+            <w:r/>
+            <w:r>
+              <w:rPr>
+                <w:rFonts w:ascii="Times New Roman" w:hAnsi="Times New Roman"/>
+                <w:sz w:val="16"/>
+              </w:rPr>
+              <w:t>0.477</w:t>
+            </w:r>
+          </w:p>
+        </w:tc>
+        <w:tc>
+          <w:tcPr>
+            <w:tcW w:type="dxa" w:w="2145"/>
+          </w:tcPr>
+          <w:p>
+            <w:pPr>
+              <w:spacing w:after="40" w:before="40" w:line="240" w:lineRule="auto"/>
+            </w:pPr>
+            <w:r/>
+            <w:r>
+              <w:rPr>
+                <w:rFonts w:ascii="Times New Roman" w:hAnsi="Times New Roman"/>
+                <w:sz w:val="16"/>
+              </w:rPr>
+              <w:t>-0.042 (-0.098 to 0.015)</w:t>
+            </w:r>
+          </w:p>
+        </w:tc>
+        <w:tc>
+          <w:tcPr>
+            <w:tcW w:type="dxa" w:w="845"/>
+          </w:tcPr>
+          <w:p>
+            <w:pPr>
+              <w:spacing w:after="40" w:before="40" w:line="240" w:lineRule="auto"/>
+            </w:pPr>
+            <w:r/>
+            <w:r>
+              <w:rPr>
+                <w:rFonts w:ascii="Times New Roman" w:hAnsi="Times New Roman"/>
+                <w:sz w:val="16"/>
+              </w:rPr>
+              <w:t>0.166</w:t>
+            </w:r>
+          </w:p>
+        </w:tc>
+        <w:tc>
+          <w:tcPr>
+            <w:tcW w:type="dxa" w:w="1040"/>
+          </w:tcPr>
+          <w:p>
+            <w:pPr>
+              <w:spacing w:after="40" w:before="40" w:line="240" w:lineRule="auto"/>
+            </w:pPr>
+            <w:r/>
+            <w:r>
+              <w:rPr>
+                <w:rFonts w:ascii="Times New Roman" w:hAnsi="Times New Roman"/>
+                <w:sz w:val="16"/>
+              </w:rPr>
+              <w:t>0.997</w:t>
+            </w:r>
+          </w:p>
+        </w:tc>
+        <w:tc>
+          <w:tcPr>
+            <w:tcW w:type="dxa" w:w="780"/>
+          </w:tcPr>
+          <w:p>
+            <w:pPr>
+              <w:spacing w:after="40" w:before="40" w:line="240" w:lineRule="auto"/>
+            </w:pPr>
+            <w:r/>
+            <w:r>
+              <w:rPr>
+                <w:rFonts w:ascii="Times New Roman" w:hAnsi="Times New Roman"/>
+                <w:sz w:val="16"/>
+              </w:rPr>
+              <w:t>0.081</w:t>
+            </w:r>
+          </w:p>
+        </w:tc>
+      </w:tr>
+      <w:tr>
+        <w:tc>
+          <w:tcPr>
+            <w:tcW w:type="dxa" w:w="1755"/>
+          </w:tcPr>
+          <w:p>
+            <w:pPr>
+              <w:spacing w:after="40" w:before="40" w:line="240" w:lineRule="auto"/>
+            </w:pPr>
+            <w:r/>
+            <w:r>
+              <w:rPr>
+                <w:rFonts w:ascii="Times New Roman" w:hAnsi="Times New Roman"/>
+                <w:sz w:val="16"/>
+              </w:rPr>
+              <w:t>Constrained optimized</w:t>
+            </w:r>
+          </w:p>
+        </w:tc>
+        <w:tc>
+          <w:tcPr>
+            <w:tcW w:type="dxa" w:w="1365"/>
+          </w:tcPr>
+          <w:p>
+            <w:pPr>
+              <w:spacing w:after="40" w:before="40" w:line="240" w:lineRule="auto"/>
+            </w:pPr>
+            <w:r/>
+            <w:r>
+              <w:rPr>
+                <w:rFonts w:ascii="Times New Roman" w:hAnsi="Times New Roman"/>
+                <w:sz w:val="16"/>
+              </w:rPr>
+              <w:t>Intermediate score</w:t>
+            </w:r>
+          </w:p>
+        </w:tc>
+        <w:tc>
+          <w:tcPr>
+            <w:tcW w:type="dxa" w:w="585"/>
+          </w:tcPr>
+          <w:p>
+            <w:pPr>
+              <w:spacing w:after="40" w:before="40" w:line="240" w:lineRule="auto"/>
+            </w:pPr>
+            <w:r/>
+            <w:r>
+              <w:rPr>
+                <w:rFonts w:ascii="Times New Roman" w:hAnsi="Times New Roman"/>
+                <w:sz w:val="16"/>
+              </w:rPr>
+              <w:t>1674</w:t>
+            </w:r>
+          </w:p>
+        </w:tc>
+        <w:tc>
+          <w:tcPr>
+            <w:tcW w:type="dxa" w:w="845"/>
+          </w:tcPr>
+          <w:p>
+            <w:pPr>
+              <w:spacing w:after="40" w:before="40" w:line="240" w:lineRule="auto"/>
+            </w:pPr>
+            <w:r/>
+            <w:r>
+              <w:rPr>
+                <w:rFonts w:ascii="Times New Roman" w:hAnsi="Times New Roman"/>
+                <w:sz w:val="16"/>
+              </w:rPr>
+              <w:t>0.477</w:t>
+            </w:r>
+          </w:p>
+        </w:tc>
+        <w:tc>
+          <w:tcPr>
+            <w:tcW w:type="dxa" w:w="2145"/>
+          </w:tcPr>
+          <w:p>
+            <w:pPr>
+              <w:spacing w:after="40" w:before="40" w:line="240" w:lineRule="auto"/>
+            </w:pPr>
+            <w:r/>
+            <w:r>
+              <w:rPr>
+                <w:rFonts w:ascii="Times New Roman" w:hAnsi="Times New Roman"/>
+                <w:sz w:val="16"/>
+              </w:rPr>
+              <w:t>-0.001 (-0.051 to 0.048)</w:t>
+            </w:r>
+          </w:p>
+        </w:tc>
+        <w:tc>
+          <w:tcPr>
+            <w:tcW w:type="dxa" w:w="845"/>
+          </w:tcPr>
+          <w:p>
+            <w:pPr>
+              <w:spacing w:after="40" w:before="40" w:line="240" w:lineRule="auto"/>
+            </w:pPr>
+            <w:r/>
+            <w:r>
+              <w:rPr>
+                <w:rFonts w:ascii="Times New Roman" w:hAnsi="Times New Roman"/>
+                <w:sz w:val="16"/>
+              </w:rPr>
+              <w:t>0.983</w:t>
+            </w:r>
+          </w:p>
+        </w:tc>
+        <w:tc>
+          <w:tcPr>
+            <w:tcW w:type="dxa" w:w="1040"/>
+          </w:tcPr>
+          <w:p>
+            <w:pPr>
+              <w:spacing w:after="40" w:before="40" w:line="240" w:lineRule="auto"/>
+            </w:pPr>
+            <w:r/>
+            <w:r>
+              <w:rPr>
+                <w:rFonts w:ascii="Times New Roman" w:hAnsi="Times New Roman"/>
+                <w:sz w:val="16"/>
+              </w:rPr>
+              <w:t>1.000</w:t>
+            </w:r>
+          </w:p>
+        </w:tc>
+        <w:tc>
+          <w:tcPr>
+            <w:tcW w:type="dxa" w:w="780"/>
+          </w:tcPr>
+          <w:p>
+            <w:pPr>
+              <w:spacing w:after="40" w:before="40" w:line="240" w:lineRule="auto"/>
+            </w:pPr>
+            <w:r/>
+            <w:r>
+              <w:rPr>
+                <w:rFonts w:ascii="Times New Roman" w:hAnsi="Times New Roman"/>
+                <w:sz w:val="16"/>
+              </w:rPr>
+              <w:t>0.071</w:t>
+            </w:r>
+          </w:p>
+        </w:tc>
+      </w:tr>
+      <w:tr>
+        <w:tc>
+          <w:tcPr>
+            <w:tcW w:type="dxa" w:w="1755"/>
+          </w:tcPr>
+          <w:p>
+            <w:pPr>
+              <w:spacing w:after="40" w:before="40" w:line="240" w:lineRule="auto"/>
+            </w:pPr>
+            <w:r/>
+            <w:r>
+              <w:rPr>
+                <w:rFonts w:ascii="Times New Roman" w:hAnsi="Times New Roman"/>
+                <w:sz w:val="16"/>
+              </w:rPr>
+              <w:t>Reduced-order MPC</w:t>
+            </w:r>
+          </w:p>
+        </w:tc>
+        <w:tc>
+          <w:tcPr>
+            <w:tcW w:type="dxa" w:w="1365"/>
+          </w:tcPr>
+          <w:p>
+            <w:pPr>
+              <w:spacing w:after="40" w:before="40" w:line="240" w:lineRule="auto"/>
+            </w:pPr>
+            <w:r/>
+            <w:r>
+              <w:rPr>
+                <w:rFonts w:ascii="Times New Roman" w:hAnsi="Times New Roman"/>
+                <w:sz w:val="16"/>
+              </w:rPr>
+              <w:t>Intermediate score</w:t>
+            </w:r>
+          </w:p>
+        </w:tc>
+        <w:tc>
+          <w:tcPr>
+            <w:tcW w:type="dxa" w:w="585"/>
+          </w:tcPr>
+          <w:p>
+            <w:pPr>
+              <w:spacing w:after="40" w:before="40" w:line="240" w:lineRule="auto"/>
+            </w:pPr>
+            <w:r/>
+            <w:r>
+              <w:rPr>
+                <w:rFonts w:ascii="Times New Roman" w:hAnsi="Times New Roman"/>
+                <w:sz w:val="16"/>
+              </w:rPr>
+              <w:t>1674</w:t>
+            </w:r>
+          </w:p>
+        </w:tc>
+        <w:tc>
+          <w:tcPr>
+            <w:tcW w:type="dxa" w:w="845"/>
+          </w:tcPr>
+          <w:p>
+            <w:pPr>
+              <w:spacing w:after="40" w:before="40" w:line="240" w:lineRule="auto"/>
+            </w:pPr>
+            <w:r/>
+            <w:r>
+              <w:rPr>
+                <w:rFonts w:ascii="Times New Roman" w:hAnsi="Times New Roman"/>
+                <w:sz w:val="16"/>
+              </w:rPr>
+              <w:t>0.477</w:t>
+            </w:r>
+          </w:p>
+        </w:tc>
+        <w:tc>
+          <w:tcPr>
+            <w:tcW w:type="dxa" w:w="2145"/>
+          </w:tcPr>
+          <w:p>
+            <w:pPr>
+              <w:spacing w:after="40" w:before="40" w:line="240" w:lineRule="auto"/>
+            </w:pPr>
+            <w:r/>
+            <w:r>
+              <w:rPr>
+                <w:rFonts w:ascii="Times New Roman" w:hAnsi="Times New Roman"/>
+                <w:sz w:val="16"/>
+              </w:rPr>
+              <w:t>-0.351 (-0.433 to -0.270)</w:t>
+            </w:r>
+          </w:p>
+        </w:tc>
+        <w:tc>
+          <w:tcPr>
+            <w:tcW w:type="dxa" w:w="845"/>
+          </w:tcPr>
+          <w:p>
+            <w:pPr>
+              <w:spacing w:after="40" w:before="40" w:line="240" w:lineRule="auto"/>
+            </w:pPr>
             <w:r/>
             <w:r>
               <w:rPr>
@@ -1120,16 +1920,37 @@
         </w:tc>
         <w:tc>
           <w:tcPr>
-            <w:tcW w:type="dxa" w:w="1008"/>
+            <w:tcW w:type="dxa" w:w="1040"/>
           </w:tcPr>
           <w:p>
+            <w:pPr>
+              <w:spacing w:after="40" w:before="40" w:line="240" w:lineRule="auto"/>
+            </w:pPr>
             <w:r/>
             <w:r>
               <w:rPr>
                 <w:rFonts w:ascii="Times New Roman" w:hAnsi="Times New Roman"/>
                 <w:sz w:val="16"/>
               </w:rPr>
-              <w:t>0.102</w:t>
+              <w:t>&lt;0.001</w:t>
+            </w:r>
+          </w:p>
+        </w:tc>
+        <w:tc>
+          <w:tcPr>
+            <w:tcW w:type="dxa" w:w="780"/>
+          </w:tcPr>
+          <w:p>
+            <w:pPr>
+              <w:spacing w:after="40" w:before="40" w:line="240" w:lineRule="auto"/>
+            </w:pPr>
+            <w:r/>
+            <w:r>
+              <w:rPr>
+                <w:rFonts w:ascii="Times New Roman" w:hAnsi="Times New Roman"/>
+                <w:sz w:val="16"/>
+              </w:rPr>
+              <w:t>0.116</w:t>
             </w:r>
           </w:p>
         </w:tc>
@@ -1137,9 +1958,12 @@
       <w:tr>
         <w:tc>
           <w:tcPr>
-            <w:tcW w:type="dxa" w:w="2016"/>
+            <w:tcW w:type="dxa" w:w="1755"/>
           </w:tcPr>
           <w:p>
+            <w:pPr>
+              <w:spacing w:after="40" w:before="40" w:line="240" w:lineRule="auto"/>
+            </w:pPr>
             <w:r/>
             <w:r>
               <w:rPr>
@@ -1152,512 +1976,30 @@
         </w:tc>
         <w:tc>
           <w:tcPr>
-            <w:tcW w:type="dxa" w:w="1656"/>
+            <w:tcW w:type="dxa" w:w="1365"/>
           </w:tcPr>
           <w:p>
+            <w:pPr>
+              <w:spacing w:after="40" w:before="40" w:line="240" w:lineRule="auto"/>
+            </w:pPr>
             <w:r/>
             <w:r>
               <w:rPr>
                 <w:rFonts w:ascii="Times New Roman" w:hAnsi="Times New Roman"/>
                 <w:sz w:val="16"/>
               </w:rPr>
-              <w:t>Predicted-intermediate</w:t>
+              <w:t>High score</w:t>
             </w:r>
           </w:p>
         </w:tc>
         <w:tc>
           <w:tcPr>
-            <w:tcW w:type="dxa" w:w="720"/>
+            <w:tcW w:type="dxa" w:w="585"/>
           </w:tcPr>
           <w:p>
-            <w:r/>
-            <w:r>
-              <w:rPr>
-                <w:rFonts w:ascii="Times New Roman" w:hAnsi="Times New Roman"/>
-                <w:sz w:val="16"/>
-              </w:rPr>
-              <w:t>1674</w:t>
-            </w:r>
-          </w:p>
-        </w:tc>
-        <w:tc>
-          <w:tcPr>
-            <w:tcW w:type="dxa" w:w="1008"/>
-          </w:tcPr>
-          <w:p>
-            <w:r/>
-            <w:r>
-              <w:rPr>
-                <w:rFonts w:ascii="Times New Roman" w:hAnsi="Times New Roman"/>
-                <w:sz w:val="16"/>
-              </w:rPr>
-              <w:t>0.477</w:t>
-            </w:r>
-          </w:p>
-        </w:tc>
-        <w:tc>
-          <w:tcPr>
-            <w:tcW w:type="dxa" w:w="2160"/>
-          </w:tcPr>
-          <w:p>
-            <w:r/>
-            <w:r>
-              <w:rPr>
-                <w:rFonts w:ascii="Times New Roman" w:hAnsi="Times New Roman"/>
-                <w:sz w:val="16"/>
-              </w:rPr>
-              <w:t>-0.004 (-0.040 to 0.033)</w:t>
-            </w:r>
-          </w:p>
-        </w:tc>
-        <w:tc>
-          <w:tcPr>
-            <w:tcW w:type="dxa" w:w="720"/>
-          </w:tcPr>
-          <w:p>
-            <w:r/>
-            <w:r>
-              <w:rPr>
-                <w:rFonts w:ascii="Times New Roman" w:hAnsi="Times New Roman"/>
-                <w:sz w:val="16"/>
-              </w:rPr>
-              <w:t>0.872</w:t>
-            </w:r>
-          </w:p>
-        </w:tc>
-        <w:tc>
-          <w:tcPr>
-            <w:tcW w:type="dxa" w:w="1080"/>
-          </w:tcPr>
-          <w:p>
-            <w:r/>
-            <w:r>
-              <w:rPr>
-                <w:rFonts w:ascii="Times New Roman" w:hAnsi="Times New Roman"/>
-                <w:sz w:val="16"/>
-              </w:rPr>
-              <w:t>1.000</w:t>
-            </w:r>
-          </w:p>
-        </w:tc>
-        <w:tc>
-          <w:tcPr>
-            <w:tcW w:type="dxa" w:w="1008"/>
-          </w:tcPr>
-          <w:p>
-            <w:r/>
-            <w:r>
-              <w:rPr>
-                <w:rFonts w:ascii="Times New Roman" w:hAnsi="Times New Roman"/>
-                <w:sz w:val="16"/>
-              </w:rPr>
-              <w:t>0.052</w:t>
-            </w:r>
-          </w:p>
-        </w:tc>
-      </w:tr>
-      <w:tr>
-        <w:tc>
-          <w:tcPr>
-            <w:tcW w:type="dxa" w:w="2016"/>
-          </w:tcPr>
-          <w:p>
-            <w:r/>
-            <w:r>
-              <w:rPr>
-                <w:rFonts w:ascii="Times New Roman" w:hAnsi="Times New Roman"/>
-                <w:sz w:val="16"/>
-              </w:rPr>
-              <w:t>Thermal-floor predictive</w:t>
-            </w:r>
-          </w:p>
-        </w:tc>
-        <w:tc>
-          <w:tcPr>
-            <w:tcW w:type="dxa" w:w="1656"/>
-          </w:tcPr>
-          <w:p>
-            <w:r/>
-            <w:r>
-              <w:rPr>
-                <w:rFonts w:ascii="Times New Roman" w:hAnsi="Times New Roman"/>
-                <w:sz w:val="16"/>
-              </w:rPr>
-              <w:t>Predicted-intermediate</w:t>
-            </w:r>
-          </w:p>
-        </w:tc>
-        <w:tc>
-          <w:tcPr>
-            <w:tcW w:type="dxa" w:w="720"/>
-          </w:tcPr>
-          <w:p>
-            <w:r/>
-            <w:r>
-              <w:rPr>
-                <w:rFonts w:ascii="Times New Roman" w:hAnsi="Times New Roman"/>
-                <w:sz w:val="16"/>
-              </w:rPr>
-              <w:t>1674</w:t>
-            </w:r>
-          </w:p>
-        </w:tc>
-        <w:tc>
-          <w:tcPr>
-            <w:tcW w:type="dxa" w:w="1008"/>
-          </w:tcPr>
-          <w:p>
-            <w:r/>
-            <w:r>
-              <w:rPr>
-                <w:rFonts w:ascii="Times New Roman" w:hAnsi="Times New Roman"/>
-                <w:sz w:val="16"/>
-              </w:rPr>
-              <w:t>0.477</w:t>
-            </w:r>
-          </w:p>
-        </w:tc>
-        <w:tc>
-          <w:tcPr>
-            <w:tcW w:type="dxa" w:w="2160"/>
-          </w:tcPr>
-          <w:p>
-            <w:r/>
-            <w:r>
-              <w:rPr>
-                <w:rFonts w:ascii="Times New Roman" w:hAnsi="Times New Roman"/>
-                <w:sz w:val="16"/>
-              </w:rPr>
-              <w:t>-0.042 (-0.086 to 0.002)</w:t>
-            </w:r>
-          </w:p>
-        </w:tc>
-        <w:tc>
-          <w:tcPr>
-            <w:tcW w:type="dxa" w:w="720"/>
-          </w:tcPr>
-          <w:p>
-            <w:r/>
-            <w:r>
-              <w:rPr>
-                <w:rFonts w:ascii="Times New Roman" w:hAnsi="Times New Roman"/>
-                <w:sz w:val="16"/>
-              </w:rPr>
-              <w:t>0.060</w:t>
-            </w:r>
-          </w:p>
-        </w:tc>
-        <w:tc>
-          <w:tcPr>
-            <w:tcW w:type="dxa" w:w="1080"/>
-          </w:tcPr>
-          <w:p>
-            <w:r/>
-            <w:r>
-              <w:rPr>
-                <w:rFonts w:ascii="Times New Roman" w:hAnsi="Times New Roman"/>
-                <w:sz w:val="16"/>
-              </w:rPr>
-              <w:t>0.360</w:t>
-            </w:r>
-          </w:p>
-        </w:tc>
-        <w:tc>
-          <w:tcPr>
-            <w:tcW w:type="dxa" w:w="1008"/>
-          </w:tcPr>
-          <w:p>
-            <w:r/>
-            <w:r>
-              <w:rPr>
-                <w:rFonts w:ascii="Times New Roman" w:hAnsi="Times New Roman"/>
-                <w:sz w:val="16"/>
-              </w:rPr>
-              <w:t>0.062</w:t>
-            </w:r>
-          </w:p>
-        </w:tc>
-      </w:tr>
-      <w:tr>
-        <w:tc>
-          <w:tcPr>
-            <w:tcW w:type="dxa" w:w="2016"/>
-          </w:tcPr>
-          <w:p>
-            <w:r/>
-            <w:r>
-              <w:rPr>
-                <w:rFonts w:ascii="Times New Roman" w:hAnsi="Times New Roman"/>
-                <w:sz w:val="16"/>
-              </w:rPr>
-              <w:t>Constrained optimized</w:t>
-            </w:r>
-          </w:p>
-        </w:tc>
-        <w:tc>
-          <w:tcPr>
-            <w:tcW w:type="dxa" w:w="1656"/>
-          </w:tcPr>
-          <w:p>
-            <w:r/>
-            <w:r>
-              <w:rPr>
-                <w:rFonts w:ascii="Times New Roman" w:hAnsi="Times New Roman"/>
-                <w:sz w:val="16"/>
-              </w:rPr>
-              <w:t>Predicted-intermediate</w:t>
-            </w:r>
-          </w:p>
-        </w:tc>
-        <w:tc>
-          <w:tcPr>
-            <w:tcW w:type="dxa" w:w="720"/>
-          </w:tcPr>
-          <w:p>
-            <w:r/>
-            <w:r>
-              <w:rPr>
-                <w:rFonts w:ascii="Times New Roman" w:hAnsi="Times New Roman"/>
-                <w:sz w:val="16"/>
-              </w:rPr>
-              <w:t>1674</w:t>
-            </w:r>
-          </w:p>
-        </w:tc>
-        <w:tc>
-          <w:tcPr>
-            <w:tcW w:type="dxa" w:w="1008"/>
-          </w:tcPr>
-          <w:p>
-            <w:r/>
-            <w:r>
-              <w:rPr>
-                <w:rFonts w:ascii="Times New Roman" w:hAnsi="Times New Roman"/>
-                <w:sz w:val="16"/>
-              </w:rPr>
-              <w:t>0.477</w:t>
-            </w:r>
-          </w:p>
-        </w:tc>
-        <w:tc>
-          <w:tcPr>
-            <w:tcW w:type="dxa" w:w="2160"/>
-          </w:tcPr>
-          <w:p>
-            <w:r/>
-            <w:r>
-              <w:rPr>
-                <w:rFonts w:ascii="Times New Roman" w:hAnsi="Times New Roman"/>
-                <w:sz w:val="16"/>
-              </w:rPr>
-              <w:t>-0.001 (-0.044 to 0.042)</w:t>
-            </w:r>
-          </w:p>
-        </w:tc>
-        <w:tc>
-          <w:tcPr>
-            <w:tcW w:type="dxa" w:w="720"/>
-          </w:tcPr>
-          <w:p>
-            <w:r/>
-            <w:r>
-              <w:rPr>
-                <w:rFonts w:ascii="Times New Roman" w:hAnsi="Times New Roman"/>
-                <w:sz w:val="16"/>
-              </w:rPr>
-              <w:t>0.980</w:t>
-            </w:r>
-          </w:p>
-        </w:tc>
-        <w:tc>
-          <w:tcPr>
-            <w:tcW w:type="dxa" w:w="1080"/>
-          </w:tcPr>
-          <w:p>
-            <w:r/>
-            <w:r>
-              <w:rPr>
-                <w:rFonts w:ascii="Times New Roman" w:hAnsi="Times New Roman"/>
-                <w:sz w:val="16"/>
-              </w:rPr>
-              <w:t>1.000</w:t>
-            </w:r>
-          </w:p>
-        </w:tc>
-        <w:tc>
-          <w:tcPr>
-            <w:tcW w:type="dxa" w:w="1008"/>
-          </w:tcPr>
-          <w:p>
-            <w:r/>
-            <w:r>
-              <w:rPr>
-                <w:rFonts w:ascii="Times New Roman" w:hAnsi="Times New Roman"/>
-                <w:sz w:val="16"/>
-              </w:rPr>
-              <w:t>0.062</w:t>
-            </w:r>
-          </w:p>
-        </w:tc>
-      </w:tr>
-      <w:tr>
-        <w:tc>
-          <w:tcPr>
-            <w:tcW w:type="dxa" w:w="2016"/>
-          </w:tcPr>
-          <w:p>
-            <w:r/>
-            <w:r>
-              <w:rPr>
-                <w:rFonts w:ascii="Times New Roman" w:hAnsi="Times New Roman"/>
-                <w:sz w:val="16"/>
-              </w:rPr>
-              <w:t>Reduced-order MPC</w:t>
-            </w:r>
-          </w:p>
-        </w:tc>
-        <w:tc>
-          <w:tcPr>
-            <w:tcW w:type="dxa" w:w="1656"/>
-          </w:tcPr>
-          <w:p>
-            <w:r/>
-            <w:r>
-              <w:rPr>
-                <w:rFonts w:ascii="Times New Roman" w:hAnsi="Times New Roman"/>
-                <w:sz w:val="16"/>
-              </w:rPr>
-              <w:t>Predicted-intermediate</w:t>
-            </w:r>
-          </w:p>
-        </w:tc>
-        <w:tc>
-          <w:tcPr>
-            <w:tcW w:type="dxa" w:w="720"/>
-          </w:tcPr>
-          <w:p>
-            <w:r/>
-            <w:r>
-              <w:rPr>
-                <w:rFonts w:ascii="Times New Roman" w:hAnsi="Times New Roman"/>
-                <w:sz w:val="16"/>
-              </w:rPr>
-              <w:t>1674</w:t>
-            </w:r>
-          </w:p>
-        </w:tc>
-        <w:tc>
-          <w:tcPr>
-            <w:tcW w:type="dxa" w:w="1008"/>
-          </w:tcPr>
-          <w:p>
-            <w:r/>
-            <w:r>
-              <w:rPr>
-                <w:rFonts w:ascii="Times New Roman" w:hAnsi="Times New Roman"/>
-                <w:sz w:val="16"/>
-              </w:rPr>
-              <w:t>0.477</w:t>
-            </w:r>
-          </w:p>
-        </w:tc>
-        <w:tc>
-          <w:tcPr>
-            <w:tcW w:type="dxa" w:w="2160"/>
-          </w:tcPr>
-          <w:p>
-            <w:r/>
-            <w:r>
-              <w:rPr>
-                <w:rFonts w:ascii="Times New Roman" w:hAnsi="Times New Roman"/>
-                <w:sz w:val="16"/>
-              </w:rPr>
-              <w:t>-0.351 (-0.409 to -0.293)</w:t>
-            </w:r>
-          </w:p>
-        </w:tc>
-        <w:tc>
-          <w:tcPr>
-            <w:tcW w:type="dxa" w:w="720"/>
-          </w:tcPr>
-          <w:p>
-            <w:r/>
-            <w:r>
-              <w:rPr>
-                <w:rFonts w:ascii="Times New Roman" w:hAnsi="Times New Roman"/>
-                <w:sz w:val="16"/>
-              </w:rPr>
-              <w:t>&lt;0.001</w:t>
-            </w:r>
-          </w:p>
-        </w:tc>
-        <w:tc>
-          <w:tcPr>
-            <w:tcW w:type="dxa" w:w="1080"/>
-          </w:tcPr>
-          <w:p>
-            <w:r/>
-            <w:r>
-              <w:rPr>
-                <w:rFonts w:ascii="Times New Roman" w:hAnsi="Times New Roman"/>
-                <w:sz w:val="16"/>
-              </w:rPr>
-              <w:t>&lt;0.001</w:t>
-            </w:r>
-          </w:p>
-        </w:tc>
-        <w:tc>
-          <w:tcPr>
-            <w:tcW w:type="dxa" w:w="1008"/>
-          </w:tcPr>
-          <w:p>
-            <w:r/>
-            <w:r>
-              <w:rPr>
-                <w:rFonts w:ascii="Times New Roman" w:hAnsi="Times New Roman"/>
-                <w:sz w:val="16"/>
-              </w:rPr>
-              <w:t>0.084</w:t>
-            </w:r>
-          </w:p>
-        </w:tc>
-      </w:tr>
-      <w:tr>
-        <w:tc>
-          <w:tcPr>
-            <w:tcW w:type="dxa" w:w="2016"/>
-          </w:tcPr>
-          <w:p>
-            <w:r/>
-            <w:r>
-              <w:rPr>
-                <w:rFonts w:ascii="Times New Roman" w:hAnsi="Times New Roman"/>
-                <w:sz w:val="16"/>
-              </w:rPr>
-              <w:t>Smoothed predictive</w:t>
-            </w:r>
-          </w:p>
-        </w:tc>
-        <w:tc>
-          <w:tcPr>
-            <w:tcW w:type="dxa" w:w="1656"/>
-          </w:tcPr>
-          <w:p>
-            <w:r/>
-            <w:r>
-              <w:rPr>
-                <w:rFonts w:ascii="Times New Roman" w:hAnsi="Times New Roman"/>
-                <w:sz w:val="16"/>
-              </w:rPr>
-              <w:t>Predicted-high</w:t>
-            </w:r>
-          </w:p>
-        </w:tc>
-        <w:tc>
-          <w:tcPr>
-            <w:tcW w:type="dxa" w:w="720"/>
-          </w:tcPr>
-          <w:p>
+            <w:pPr>
+              <w:spacing w:after="40" w:before="40" w:line="240" w:lineRule="auto"/>
+            </w:pPr>
             <w:r/>
             <w:r>
               <w:rPr>
@@ -1670,9 +2012,12 @@
         </w:tc>
         <w:tc>
           <w:tcPr>
-            <w:tcW w:type="dxa" w:w="1008"/>
+            <w:tcW w:type="dxa" w:w="845"/>
           </w:tcPr>
           <w:p>
+            <w:pPr>
+              <w:spacing w:after="40" w:before="40" w:line="240" w:lineRule="auto"/>
+            </w:pPr>
             <w:r/>
             <w:r>
               <w:rPr>
@@ -1685,176 +2030,66 @@
         </w:tc>
         <w:tc>
           <w:tcPr>
-            <w:tcW w:type="dxa" w:w="2160"/>
+            <w:tcW w:type="dxa" w:w="2145"/>
           </w:tcPr>
           <w:p>
+            <w:pPr>
+              <w:spacing w:after="40" w:before="40" w:line="240" w:lineRule="auto"/>
+            </w:pPr>
             <w:r/>
             <w:r>
               <w:rPr>
                 <w:rFonts w:ascii="Times New Roman" w:hAnsi="Times New Roman"/>
                 <w:sz w:val="16"/>
               </w:rPr>
-              <w:t>-0.063 (-0.096 to -0.028)</w:t>
+              <w:t>-0.063 (-0.107 to -0.016)</w:t>
             </w:r>
           </w:p>
         </w:tc>
         <w:tc>
           <w:tcPr>
-            <w:tcW w:type="dxa" w:w="720"/>
+            <w:tcW w:type="dxa" w:w="845"/>
           </w:tcPr>
           <w:p>
+            <w:pPr>
+              <w:spacing w:after="40" w:before="40" w:line="240" w:lineRule="auto"/>
+            </w:pPr>
             <w:r/>
             <w:r>
               <w:rPr>
                 <w:rFonts w:ascii="Times New Roman" w:hAnsi="Times New Roman"/>
                 <w:sz w:val="16"/>
               </w:rPr>
-              <w:t>&lt;0.001</w:t>
+              <w:t>0.015</w:t>
             </w:r>
           </w:p>
         </w:tc>
         <w:tc>
           <w:tcPr>
-            <w:tcW w:type="dxa" w:w="1080"/>
+            <w:tcW w:type="dxa" w:w="1040"/>
           </w:tcPr>
           <w:p>
+            <w:pPr>
+              <w:spacing w:after="40" w:before="40" w:line="240" w:lineRule="auto"/>
+            </w:pPr>
             <w:r/>
             <w:r>
               <w:rPr>
                 <w:rFonts w:ascii="Times New Roman" w:hAnsi="Times New Roman"/>
                 <w:sz w:val="16"/>
               </w:rPr>
-              <w:t>0.002</w:t>
+              <w:t>0.121</w:t>
             </w:r>
           </w:p>
         </w:tc>
         <w:tc>
           <w:tcPr>
-            <w:tcW w:type="dxa" w:w="1008"/>
+            <w:tcW w:type="dxa" w:w="780"/>
           </w:tcPr>
           <w:p>
-            <w:r/>
-            <w:r>
-              <w:rPr>
-                <w:rFonts w:ascii="Times New Roman" w:hAnsi="Times New Roman"/>
-                <w:sz w:val="16"/>
-              </w:rPr>
-              <w:t>0.049</w:t>
-            </w:r>
-          </w:p>
-        </w:tc>
-      </w:tr>
-      <w:tr>
-        <w:tc>
-          <w:tcPr>
-            <w:tcW w:type="dxa" w:w="2016"/>
-          </w:tcPr>
-          <w:p>
-            <w:r/>
-            <w:r>
-              <w:rPr>
-                <w:rFonts w:ascii="Times New Roman" w:hAnsi="Times New Roman"/>
-                <w:sz w:val="16"/>
-              </w:rPr>
-              <w:t>Thermal-floor predictive</w:t>
-            </w:r>
-          </w:p>
-        </w:tc>
-        <w:tc>
-          <w:tcPr>
-            <w:tcW w:type="dxa" w:w="1656"/>
-          </w:tcPr>
-          <w:p>
-            <w:r/>
-            <w:r>
-              <w:rPr>
-                <w:rFonts w:ascii="Times New Roman" w:hAnsi="Times New Roman"/>
-                <w:sz w:val="16"/>
-              </w:rPr>
-              <w:t>Predicted-high</w:t>
-            </w:r>
-          </w:p>
-        </w:tc>
-        <w:tc>
-          <w:tcPr>
-            <w:tcW w:type="dxa" w:w="720"/>
-          </w:tcPr>
-          <w:p>
-            <w:r/>
-            <w:r>
-              <w:rPr>
-                <w:rFonts w:ascii="Times New Roman" w:hAnsi="Times New Roman"/>
-                <w:sz w:val="16"/>
-              </w:rPr>
-              <w:t>1812</w:t>
-            </w:r>
-          </w:p>
-        </w:tc>
-        <w:tc>
-          <w:tcPr>
-            <w:tcW w:type="dxa" w:w="1008"/>
-          </w:tcPr>
-          <w:p>
-            <w:r/>
-            <w:r>
-              <w:rPr>
-                <w:rFonts w:ascii="Times New Roman" w:hAnsi="Times New Roman"/>
-                <w:sz w:val="16"/>
-              </w:rPr>
-              <w:t>0.746</w:t>
-            </w:r>
-          </w:p>
-        </w:tc>
-        <w:tc>
-          <w:tcPr>
-            <w:tcW w:type="dxa" w:w="2160"/>
-          </w:tcPr>
-          <w:p>
-            <w:r/>
-            <w:r>
-              <w:rPr>
-                <w:rFonts w:ascii="Times New Roman" w:hAnsi="Times New Roman"/>
-                <w:sz w:val="16"/>
-              </w:rPr>
-              <w:t>-0.119 (-0.164 to -0.073)</w:t>
-            </w:r>
-          </w:p>
-        </w:tc>
-        <w:tc>
-          <w:tcPr>
-            <w:tcW w:type="dxa" w:w="720"/>
-          </w:tcPr>
-          <w:p>
-            <w:r/>
-            <w:r>
-              <w:rPr>
-                <w:rFonts w:ascii="Times New Roman" w:hAnsi="Times New Roman"/>
-                <w:sz w:val="16"/>
-              </w:rPr>
-              <w:t>&lt;0.001</w:t>
-            </w:r>
-          </w:p>
-        </w:tc>
-        <w:tc>
-          <w:tcPr>
-            <w:tcW w:type="dxa" w:w="1080"/>
-          </w:tcPr>
-          <w:p>
-            <w:r/>
-            <w:r>
-              <w:rPr>
-                <w:rFonts w:ascii="Times New Roman" w:hAnsi="Times New Roman"/>
-                <w:sz w:val="16"/>
-              </w:rPr>
-              <w:t>&lt;0.001</w:t>
-            </w:r>
-          </w:p>
-        </w:tc>
-        <w:tc>
-          <w:tcPr>
-            <w:tcW w:type="dxa" w:w="1008"/>
-          </w:tcPr>
-          <w:p>
+            <w:pPr>
+              <w:spacing w:after="40" w:before="40" w:line="240" w:lineRule="auto"/>
+            </w:pPr>
             <w:r/>
             <w:r>
               <w:rPr>
@@ -1869,9 +2104,158 @@
       <w:tr>
         <w:tc>
           <w:tcPr>
-            <w:tcW w:type="dxa" w:w="2016"/>
+            <w:tcW w:type="dxa" w:w="1755"/>
           </w:tcPr>
           <w:p>
+            <w:pPr>
+              <w:spacing w:after="40" w:before="40" w:line="240" w:lineRule="auto"/>
+            </w:pPr>
+            <w:r/>
+            <w:r>
+              <w:rPr>
+                <w:rFonts w:ascii="Times New Roman" w:hAnsi="Times New Roman"/>
+                <w:sz w:val="16"/>
+              </w:rPr>
+              <w:t>Thermal-floor predictive</w:t>
+            </w:r>
+          </w:p>
+        </w:tc>
+        <w:tc>
+          <w:tcPr>
+            <w:tcW w:type="dxa" w:w="1365"/>
+          </w:tcPr>
+          <w:p>
+            <w:pPr>
+              <w:spacing w:after="40" w:before="40" w:line="240" w:lineRule="auto"/>
+            </w:pPr>
+            <w:r/>
+            <w:r>
+              <w:rPr>
+                <w:rFonts w:ascii="Times New Roman" w:hAnsi="Times New Roman"/>
+                <w:sz w:val="16"/>
+              </w:rPr>
+              <w:t>High score</w:t>
+            </w:r>
+          </w:p>
+        </w:tc>
+        <w:tc>
+          <w:tcPr>
+            <w:tcW w:type="dxa" w:w="585"/>
+          </w:tcPr>
+          <w:p>
+            <w:pPr>
+              <w:spacing w:after="40" w:before="40" w:line="240" w:lineRule="auto"/>
+            </w:pPr>
+            <w:r/>
+            <w:r>
+              <w:rPr>
+                <w:rFonts w:ascii="Times New Roman" w:hAnsi="Times New Roman"/>
+                <w:sz w:val="16"/>
+              </w:rPr>
+              <w:t>1812</w:t>
+            </w:r>
+          </w:p>
+        </w:tc>
+        <w:tc>
+          <w:tcPr>
+            <w:tcW w:type="dxa" w:w="845"/>
+          </w:tcPr>
+          <w:p>
+            <w:pPr>
+              <w:spacing w:after="40" w:before="40" w:line="240" w:lineRule="auto"/>
+            </w:pPr>
+            <w:r/>
+            <w:r>
+              <w:rPr>
+                <w:rFonts w:ascii="Times New Roman" w:hAnsi="Times New Roman"/>
+                <w:sz w:val="16"/>
+              </w:rPr>
+              <w:t>0.746</w:t>
+            </w:r>
+          </w:p>
+        </w:tc>
+        <w:tc>
+          <w:tcPr>
+            <w:tcW w:type="dxa" w:w="2145"/>
+          </w:tcPr>
+          <w:p>
+            <w:pPr>
+              <w:spacing w:after="40" w:before="40" w:line="240" w:lineRule="auto"/>
+            </w:pPr>
+            <w:r/>
+            <w:r>
+              <w:rPr>
+                <w:rFonts w:ascii="Times New Roman" w:hAnsi="Times New Roman"/>
+                <w:sz w:val="16"/>
+              </w:rPr>
+              <w:t>-0.119 (-0.183 to -0.051)</w:t>
+            </w:r>
+          </w:p>
+        </w:tc>
+        <w:tc>
+          <w:tcPr>
+            <w:tcW w:type="dxa" w:w="845"/>
+          </w:tcPr>
+          <w:p>
+            <w:pPr>
+              <w:spacing w:after="40" w:before="40" w:line="240" w:lineRule="auto"/>
+            </w:pPr>
+            <w:r/>
+            <w:r>
+              <w:rPr>
+                <w:rFonts w:ascii="Times New Roman" w:hAnsi="Times New Roman"/>
+                <w:sz w:val="16"/>
+              </w:rPr>
+              <w:t>0.002</w:t>
+            </w:r>
+          </w:p>
+        </w:tc>
+        <w:tc>
+          <w:tcPr>
+            <w:tcW w:type="dxa" w:w="1040"/>
+          </w:tcPr>
+          <w:p>
+            <w:pPr>
+              <w:spacing w:after="40" w:before="40" w:line="240" w:lineRule="auto"/>
+            </w:pPr>
+            <w:r/>
+            <w:r>
+              <w:rPr>
+                <w:rFonts w:ascii="Times New Roman" w:hAnsi="Times New Roman"/>
+                <w:sz w:val="16"/>
+              </w:rPr>
+              <w:t>0.021</w:t>
+            </w:r>
+          </w:p>
+        </w:tc>
+        <w:tc>
+          <w:tcPr>
+            <w:tcW w:type="dxa" w:w="780"/>
+          </w:tcPr>
+          <w:p>
+            <w:pPr>
+              <w:spacing w:after="40" w:before="40" w:line="240" w:lineRule="auto"/>
+            </w:pPr>
+            <w:r/>
+            <w:r>
+              <w:rPr>
+                <w:rFonts w:ascii="Times New Roman" w:hAnsi="Times New Roman"/>
+                <w:sz w:val="16"/>
+              </w:rPr>
+              <w:t>0.094</w:t>
+            </w:r>
+          </w:p>
+        </w:tc>
+      </w:tr>
+      <w:tr>
+        <w:tc>
+          <w:tcPr>
+            <w:tcW w:type="dxa" w:w="1755"/>
+          </w:tcPr>
+          <w:p>
+            <w:pPr>
+              <w:spacing w:after="40" w:before="40" w:line="240" w:lineRule="auto"/>
+            </w:pPr>
             <w:r/>
             <w:r>
               <w:rPr>
@@ -1884,24 +2268,30 @@
         </w:tc>
         <w:tc>
           <w:tcPr>
-            <w:tcW w:type="dxa" w:w="1656"/>
+            <w:tcW w:type="dxa" w:w="1365"/>
           </w:tcPr>
           <w:p>
+            <w:pPr>
+              <w:spacing w:after="40" w:before="40" w:line="240" w:lineRule="auto"/>
+            </w:pPr>
             <w:r/>
             <w:r>
               <w:rPr>
                 <w:rFonts w:ascii="Times New Roman" w:hAnsi="Times New Roman"/>
                 <w:sz w:val="16"/>
               </w:rPr>
-              <w:t>Predicted-high</w:t>
+              <w:t>High score</w:t>
             </w:r>
           </w:p>
         </w:tc>
         <w:tc>
           <w:tcPr>
-            <w:tcW w:type="dxa" w:w="720"/>
+            <w:tcW w:type="dxa" w:w="585"/>
           </w:tcPr>
           <w:p>
+            <w:pPr>
+              <w:spacing w:after="40" w:before="40" w:line="240" w:lineRule="auto"/>
+            </w:pPr>
             <w:r/>
             <w:r>
               <w:rPr>
@@ -1914,9 +2304,12 @@
         </w:tc>
         <w:tc>
           <w:tcPr>
-            <w:tcW w:type="dxa" w:w="1008"/>
+            <w:tcW w:type="dxa" w:w="845"/>
           </w:tcPr>
           <w:p>
+            <w:pPr>
+              <w:spacing w:after="40" w:before="40" w:line="240" w:lineRule="auto"/>
+            </w:pPr>
             <w:r/>
             <w:r>
               <w:rPr>
@@ -1929,61 +2322,73 @@
         </w:tc>
         <w:tc>
           <w:tcPr>
-            <w:tcW w:type="dxa" w:w="2160"/>
+            <w:tcW w:type="dxa" w:w="2145"/>
           </w:tcPr>
           <w:p>
+            <w:pPr>
+              <w:spacing w:after="40" w:before="40" w:line="240" w:lineRule="auto"/>
+            </w:pPr>
             <w:r/>
             <w:r>
               <w:rPr>
                 <w:rFonts w:ascii="Times New Roman" w:hAnsi="Times New Roman"/>
                 <w:sz w:val="16"/>
               </w:rPr>
-              <w:t>-0.047 (-0.090 to -0.003)</w:t>
+              <w:t>-0.047 (-0.103 to 0.012)</w:t>
             </w:r>
           </w:p>
         </w:tc>
         <w:tc>
           <w:tcPr>
-            <w:tcW w:type="dxa" w:w="720"/>
+            <w:tcW w:type="dxa" w:w="845"/>
           </w:tcPr>
           <w:p>
+            <w:pPr>
+              <w:spacing w:after="40" w:before="40" w:line="240" w:lineRule="auto"/>
+            </w:pPr>
             <w:r/>
             <w:r>
               <w:rPr>
                 <w:rFonts w:ascii="Times New Roman" w:hAnsi="Times New Roman"/>
                 <w:sz w:val="16"/>
               </w:rPr>
-              <w:t>0.035</w:t>
+              <w:t>0.130</w:t>
             </w:r>
           </w:p>
         </w:tc>
         <w:tc>
           <w:tcPr>
-            <w:tcW w:type="dxa" w:w="1080"/>
+            <w:tcW w:type="dxa" w:w="1040"/>
           </w:tcPr>
           <w:p>
+            <w:pPr>
+              <w:spacing w:after="40" w:before="40" w:line="240" w:lineRule="auto"/>
+            </w:pPr>
             <w:r/>
             <w:r>
               <w:rPr>
                 <w:rFonts w:ascii="Times New Roman" w:hAnsi="Times New Roman"/>
                 <w:sz w:val="16"/>
               </w:rPr>
-              <w:t>0.245</w:t>
+              <w:t>0.910</w:t>
             </w:r>
           </w:p>
         </w:tc>
         <w:tc>
           <w:tcPr>
-            <w:tcW w:type="dxa" w:w="1008"/>
+            <w:tcW w:type="dxa" w:w="780"/>
           </w:tcPr>
           <w:p>
+            <w:pPr>
+              <w:spacing w:after="40" w:before="40" w:line="240" w:lineRule="auto"/>
+            </w:pPr>
             <w:r/>
             <w:r>
               <w:rPr>
                 <w:rFonts w:ascii="Times New Roman" w:hAnsi="Times New Roman"/>
                 <w:sz w:val="16"/>
               </w:rPr>
-              <w:t>0.062</w:t>
+              <w:t>0.082</w:t>
             </w:r>
           </w:p>
         </w:tc>
@@ -1991,9 +2396,12 @@
       <w:tr>
         <w:tc>
           <w:tcPr>
-            <w:tcW w:type="dxa" w:w="2016"/>
+            <w:tcW w:type="dxa" w:w="1755"/>
           </w:tcPr>
           <w:p>
+            <w:pPr>
+              <w:spacing w:after="40" w:before="40" w:line="240" w:lineRule="auto"/>
+            </w:pPr>
             <w:r/>
             <w:r>
               <w:rPr>
@@ -2006,24 +2414,30 @@
         </w:tc>
         <w:tc>
           <w:tcPr>
-            <w:tcW w:type="dxa" w:w="1656"/>
+            <w:tcW w:type="dxa" w:w="1365"/>
           </w:tcPr>
           <w:p>
+            <w:pPr>
+              <w:spacing w:after="40" w:before="40" w:line="240" w:lineRule="auto"/>
+            </w:pPr>
             <w:r/>
             <w:r>
               <w:rPr>
                 <w:rFonts w:ascii="Times New Roman" w:hAnsi="Times New Roman"/>
                 <w:sz w:val="16"/>
               </w:rPr>
-              <w:t>Predicted-high</w:t>
+              <w:t>High score</w:t>
             </w:r>
           </w:p>
         </w:tc>
         <w:tc>
           <w:tcPr>
-            <w:tcW w:type="dxa" w:w="720"/>
+            <w:tcW w:type="dxa" w:w="585"/>
           </w:tcPr>
           <w:p>
+            <w:pPr>
+              <w:spacing w:after="40" w:before="40" w:line="240" w:lineRule="auto"/>
+            </w:pPr>
             <w:r/>
             <w:r>
               <w:rPr>
@@ -2036,9 +2450,12 @@
         </w:tc>
         <w:tc>
           <w:tcPr>
-            <w:tcW w:type="dxa" w:w="1008"/>
+            <w:tcW w:type="dxa" w:w="845"/>
           </w:tcPr>
           <w:p>
+            <w:pPr>
+              <w:spacing w:after="40" w:before="40" w:line="240" w:lineRule="auto"/>
+            </w:pPr>
             <w:r/>
             <w:r>
               <w:rPr>
@@ -2051,24 +2468,30 @@
         </w:tc>
         <w:tc>
           <w:tcPr>
-            <w:tcW w:type="dxa" w:w="2160"/>
+            <w:tcW w:type="dxa" w:w="2145"/>
           </w:tcPr>
           <w:p>
+            <w:pPr>
+              <w:spacing w:after="40" w:before="40" w:line="240" w:lineRule="auto"/>
+            </w:pPr>
             <w:r/>
             <w:r>
               <w:rPr>
                 <w:rFonts w:ascii="Times New Roman" w:hAnsi="Times New Roman"/>
                 <w:sz w:val="16"/>
               </w:rPr>
-              <w:t>-0.645 (-0.691 to -0.596)</w:t>
+              <w:t>-0.645 (-0.711 to -0.573)</w:t>
             </w:r>
           </w:p>
         </w:tc>
         <w:tc>
           <w:tcPr>
-            <w:tcW w:type="dxa" w:w="720"/>
+            <w:tcW w:type="dxa" w:w="845"/>
           </w:tcPr>
           <w:p>
+            <w:pPr>
+              <w:spacing w:after="40" w:before="40" w:line="240" w:lineRule="auto"/>
+            </w:pPr>
             <w:r/>
             <w:r>
               <w:rPr>
@@ -2081,9 +2504,12 @@
         </w:tc>
         <w:tc>
           <w:tcPr>
-            <w:tcW w:type="dxa" w:w="1080"/>
+            <w:tcW w:type="dxa" w:w="1040"/>
           </w:tcPr>
           <w:p>
+            <w:pPr>
+              <w:spacing w:after="40" w:before="40" w:line="240" w:lineRule="auto"/>
+            </w:pPr>
             <w:r/>
             <w:r>
               <w:rPr>
@@ -2096,28 +2522,34 @@
         </w:tc>
         <w:tc>
           <w:tcPr>
-            <w:tcW w:type="dxa" w:w="1008"/>
+            <w:tcW w:type="dxa" w:w="780"/>
           </w:tcPr>
           <w:p>
+            <w:pPr>
+              <w:spacing w:after="40" w:before="40" w:line="240" w:lineRule="auto"/>
+            </w:pPr>
             <w:r/>
             <w:r>
               <w:rPr>
                 <w:rFonts w:ascii="Times New Roman" w:hAnsi="Times New Roman"/>
                 <w:sz w:val="16"/>
               </w:rPr>
-              <w:t>0.069</w:t>
+              <w:t>0.098</w:t>
             </w:r>
           </w:p>
         </w:tc>
       </w:tr>
     </w:tbl>
     <w:p>
+      <w:pPr>
+        <w:spacing w:line="240" w:lineRule="auto"/>
+      </w:pPr>
       <w:r>
         <w:rPr>
           <w:i/>
           <w:sz w:val="18"/>
         </w:rPr>
-        <w:t>Strata are terciles of a frozen logistic scoring rule for predicted baseline success. The rule was fitted on independent seeds and applied unchanged here, so stratum membership depends only on pre-treatment design quantities and never on the controller outcome. The 12 controller × stratum tests form the primary family for Holm adjustment. Exact p-values are reported to three decimal places; the minimum attainable p-value with 20,000 permutations is 0.00005.</w:t>
+        <w:t>Bands are retrospective baseline-score groups using realised baseline energy; they are unavailable before treatment. Parent-block counts are 96 overall, 54 low, 81 intermediate and 72 high. Blocks can span bands. The 12 controller × band contrasts receive a joint Holm adjustment of exploratory sign-flip p-values. Intervals are approximate parent-block bootstrap summaries conditional on seed allocation, not exact LHS-design inference. MDE uses an unadjusted normal approximation. The Monte Carlo minimum p is 1/20,001.</w:t>
       </w:r>
     </w:p>
     <w:sectPr>
